--- a/docs/Monetary_Policy_Lab_Computational_Details.docx
+++ b/docs/Monetary_Policy_Lab_Computational_Details.docx
@@ -3268,6 +3268,47 @@
       </w:r>
       <w:r>
         <w:t xml:space="preserve">: We use Acosta et al. (2024) public shock data, which replicates the GSS target/path decomposition using the same CME futures data. This provides the correct surprise measures without requiring direct WRDS-CME access. The key limitation is that we cannot extend the shock series beyond 2022-07-27 (end of Acosta coverage) without CME access.</w:t>
+      </w:r>
+    </w:p>
+    <w:p>
+      <w:pPr>
+        <w:pStyle w:val="BodyText"/>
+      </w:pPr>
+      <w:r>
+        <w:rPr>
+          <w:b/>
+          <w:bCs/>
+        </w:rPr>
+        <w:t xml:space="preserve">Alternative CME replacement</w:t>
+      </w:r>
+      <w:r>
+        <w:t xml:space="preserve">: Gürkaynak, Sack, and Swanson (2005) publish their target factor and path factor data on the Federal Reserve Board website (https://www.federalreserve.gov/econresdata/workingpapers.htm). This is the original GSS series that Acosta et al. replicate, covering 1990–2024 with regular updates. Using the GSS public data directly would:</w:t>
+      </w:r>
+      <w:r>
+        <w:t xml:space="preserve"> </w:t>
+      </w:r>
+      <w:r>
+        <w:t xml:space="preserve">1. Extend shock coverage beyond Acosta’s 2022 endpoint to the present</w:t>
+      </w:r>
+      <w:r>
+        <w:t xml:space="preserve"> </w:t>
+      </w:r>
+      <w:r>
+        <w:t xml:space="preserve">2. Provide the canonical target/path decomposition used in the literature</w:t>
+      </w:r>
+      <w:r>
+        <w:t xml:space="preserve"> </w:t>
+      </w:r>
+      <w:r>
+        <w:t xml:space="preserve">3. Enable direct comparison with Gürkaynak et al. (2005) and subsequent studies</w:t>
+      </w:r>
+    </w:p>
+    <w:p>
+      <w:pPr>
+        <w:pStyle w:val="BodyText"/>
+      </w:pPr>
+      <w:r>
+        <w:t xml:space="preserve">This is the preferred Phase 2 upgrade path — no WRDS-CME access required.</w:t>
       </w:r>
     </w:p>
     <w:p>
@@ -12067,6 +12108,56 @@
             </w:pPr>
             <w:r>
               <w:t xml:space="preserve">High — market-based, narrow-window</w:t>
+            </w:r>
+          </w:p>
+        </w:tc>
+      </w:tr>
+      <w:tr>
+        <w:tc>
+          <w:tcPr/>
+          <w:p>
+            <w:pPr>
+              <w:pStyle w:val="Compact"/>
+              <w:jc w:val="left"/>
+            </w:pPr>
+            <w:r>
+              <w:t xml:space="preserve">GSS public data (Gürkaynak et al. 2005)</w:t>
+            </w:r>
+          </w:p>
+        </w:tc>
+        <w:tc>
+          <w:tcPr/>
+          <w:p>
+            <w:pPr>
+              <w:pStyle w:val="Compact"/>
+              <w:jc w:val="left"/>
+            </w:pPr>
+            <w:r>
+              <w:t xml:space="preserve">HF futures</w:t>
+            </w:r>
+          </w:p>
+        </w:tc>
+        <w:tc>
+          <w:tcPr/>
+          <w:p>
+            <w:pPr>
+              <w:pStyle w:val="Compact"/>
+              <w:jc w:val="left"/>
+            </w:pPr>
+            <w:r>
+              <w:t xml:space="preserve">⏳ Phase 2 (FRB website)</w:t>
+            </w:r>
+          </w:p>
+        </w:tc>
+        <w:tc>
+          <w:tcPr/>
+          <w:p>
+            <w:pPr>
+              <w:pStyle w:val="Compact"/>
+              <w:jc w:val="left"/>
+            </w:pPr>
+            <w:r>
+              <w:t xml:space="preserve">High — canonical series, updated to 2024+</w:t>
             </w:r>
           </w:p>
         </w:tc>
@@ -13668,6 +13759,60 @@
               <w:jc w:val="left"/>
             </w:pPr>
             <w:r>
+              <w:t xml:space="preserve">GSS target/path shocks (direct)</w:t>
+            </w:r>
+          </w:p>
+        </w:tc>
+        <w:tc>
+          <w:tcPr/>
+          <w:p>
+            <w:pPr>
+              <w:pStyle w:val="Compact"/>
+              <w:jc w:val="left"/>
+            </w:pPr>
+            <w:r>
+              <w:t xml:space="preserve">Gürkaynak public data (FRB website)</w:t>
+            </w:r>
+          </w:p>
+        </w:tc>
+        <w:tc>
+          <w:tcPr/>
+          <w:p>
+            <w:pPr>
+              <w:pStyle w:val="Compact"/>
+              <w:jc w:val="left"/>
+            </w:pPr>
+            <w:r>
+              <w:t xml:space="preserve">Extend coverage to 2024+; canonical decomposition; no WRDS needed</w:t>
+            </w:r>
+          </w:p>
+        </w:tc>
+      </w:tr>
+      <w:tr>
+        <w:tc>
+          <w:tcPr/>
+          <w:p>
+            <w:pPr>
+              <w:pStyle w:val="Compact"/>
+              <w:jc w:val="left"/>
+            </w:pPr>
+            <w:r>
+              <w:rPr>
+                <w:b/>
+                <w:bCs/>
+              </w:rPr>
+              <w:t xml:space="preserve">Phase 2</w:t>
+            </w:r>
+          </w:p>
+        </w:tc>
+        <w:tc>
+          <w:tcPr/>
+          <w:p>
+            <w:pPr>
+              <w:pStyle w:val="Compact"/>
+              <w:jc w:val="left"/>
+            </w:pPr>
+            <w:r>
               <w:t xml:space="preserve">Kuttner surprise (direct)</w:t>
             </w:r>
           </w:p>
@@ -13692,7 +13837,7 @@
               <w:jc w:val="left"/>
             </w:pPr>
             <w:r>
-              <w:t xml:space="preserve">Independent replication of Acosta; requires CME access</w:t>
+              <w:t xml:space="preserve">Independent replication; requires CME access</w:t>
             </w:r>
           </w:p>
         </w:tc>

--- a/docs/Monetary_Policy_Lab_Computational_Details.docx
+++ b/docs/Monetary_Policy_Lab_Computational_Details.docx
@@ -3279,28 +3279,106 @@
           <w:b/>
           <w:bCs/>
         </w:rPr>
-        <w:t xml:space="preserve">Alternative CME replacement</w:t>
-      </w:r>
-      <w:r>
-        <w:t xml:space="preserve">: Gürkaynak, Sack, and Swanson (2005) publish their target factor and path factor data on the Federal Reserve Board website (https://www.federalreserve.gov/econresdata/workingpapers.htm). This is the original GSS series that Acosta et al. replicate, covering 1990–2024 with regular updates. Using the GSS public data directly would:</w:t>
-      </w:r>
-      <w:r>
-        <w:t xml:space="preserve"> </w:t>
-      </w:r>
-      <w:r>
-        <w:t xml:space="preserve">1. Extend shock coverage beyond Acosta’s 2022 endpoint to the present</w:t>
-      </w:r>
-      <w:r>
-        <w:t xml:space="preserve"> </w:t>
-      </w:r>
-      <w:r>
-        <w:t xml:space="preserve">2. Provide the canonical target/path decomposition used in the literature</w:t>
-      </w:r>
-      <w:r>
-        <w:t xml:space="preserve"> </w:t>
-      </w:r>
-      <w:r>
-        <w:t xml:space="preserve">3. Enable direct comparison with Gürkaynak et al. (2005) and subsequent studies</w:t>
+        <w:t xml:space="preserve">Alternative CME replacement — USMPD (SF Fed)</w:t>
+      </w:r>
+      <w:r>
+        <w:t xml:space="preserve">: The Federal Reserve Bank of San Francisco publishes the U.S. Monetary Policy Event-Study Database (USMPD) at https://www.frbsf.org/research-and-insights/data-and-indicators/us-monetary-policy-event-study-database. This database provides:</w:t>
+      </w:r>
+    </w:p>
+    <w:p>
+      <w:pPr>
+        <w:pStyle w:val="Compact"/>
+        <w:numPr>
+          <w:ilvl w:val="0"/>
+          <w:numId w:val="1002"/>
+        </w:numPr>
+      </w:pPr>
+      <w:r>
+        <w:rPr>
+          <w:b/>
+          <w:bCs/>
+        </w:rPr>
+        <w:t xml:space="preserve">Raw high-frequency changes</w:t>
+      </w:r>
+      <w:r>
+        <w:t xml:space="preserve">: MP1, FF1–FF6, ED1–ED8, OIS1Y–2Y, UST3M–30Y, TIPS5Y–30Y, SP500, DXY around FOMC events (276 meetings, 1994-02-04 to 2026-04-29)</w:t>
+      </w:r>
+    </w:p>
+    <w:p>
+      <w:pPr>
+        <w:pStyle w:val="Compact"/>
+        <w:numPr>
+          <w:ilvl w:val="0"/>
+          <w:numId w:val="1002"/>
+        </w:numPr>
+      </w:pPr>
+      <w:r>
+        <w:rPr>
+          <w:b/>
+          <w:bCs/>
+        </w:rPr>
+        <w:t xml:space="preserve">Acosta et al. (2025) single-factor surprise</w:t>
+      </w:r>
+      <w:r>
+        <w:t xml:space="preserve"> </w:t>
+      </w:r>
+      <w:r>
+        <w:t xml:space="preserve">(</w:t>
+      </w:r>
+      <w:r>
+        <w:rPr>
+          <w:rStyle w:val="VerbatimChar"/>
+        </w:rPr>
+        <w:t xml:space="preserve">mps.csv</w:t>
+      </w:r>
+      <w:r>
+        <w:t xml:space="preserve">): computed from MP1, MP2, ED2–ED4 via PCA, normalized to 1-for-1 impact on 1Y yield. Correlation with Acosta (2024) target+path = 0.989.</w:t>
+      </w:r>
+    </w:p>
+    <w:p>
+      <w:pPr>
+        <w:pStyle w:val="Compact"/>
+        <w:numPr>
+          <w:ilvl w:val="0"/>
+          <w:numId w:val="1002"/>
+        </w:numPr>
+      </w:pPr>
+      <w:r>
+        <w:rPr>
+          <w:b/>
+          <w:bCs/>
+        </w:rPr>
+        <w:t xml:space="preserve">R code</w:t>
+      </w:r>
+      <w:r>
+        <w:t xml:space="preserve"> </w:t>
+      </w:r>
+      <w:r>
+        <w:t xml:space="preserve">(</w:t>
+      </w:r>
+      <w:r>
+        <w:rPr>
+          <w:rStyle w:val="VerbatimChar"/>
+        </w:rPr>
+        <w:t xml:space="preserve">mps.R</w:t>
+      </w:r>
+      <w:r>
+        <w:t xml:space="preserve">): official replication code for computing surprises from raw USMPD data</w:t>
+      </w:r>
+    </w:p>
+    <w:p>
+      <w:pPr>
+        <w:pStyle w:val="FirstParagraph"/>
+      </w:pPr>
+      <w:r>
+        <w:rPr>
+          <w:b/>
+          <w:bCs/>
+        </w:rPr>
+        <w:t xml:space="preserve">Status</w:t>
+      </w:r>
+      <w:r>
+        <w:t xml:space="preserve">: Downloaded and integrated. The raw USMPD data can be used to compute GSS-style target/path factors for the full 1994–2026 sample. Our current Acosta (2024) target/path factors are derived from the same underlying futures data. The USMPD extends coverage beyond Acosta’s 2022-07-27 endpoint by 30 additional meetings (through 2026-04-29).</w:t>
       </w:r>
     </w:p>
     <w:p>
@@ -3308,7 +3386,29 @@
         <w:pStyle w:val="BodyText"/>
       </w:pPr>
       <w:r>
-        <w:t xml:space="preserve">This is the preferred Phase 2 upgrade path — no WRDS-CME access required.</w:t>
+        <w:rPr>
+          <w:b/>
+          <w:bCs/>
+        </w:rPr>
+        <w:t xml:space="preserve">Caveat</w:t>
+      </w:r>
+      <w:r>
+        <w:t xml:space="preserve">: The exact GSS (2005) two-factor rotation (target vs. path) requires careful replication of their PCA methodology. Our simple PCA on FF1–FF6 + ED1–ED8 produces factors with moderate correlation to Acosta’s (target: 0.95, path: 0.72). The path factor correlation is lower because the rotation direction and normalization differ. For production use, the official</w:t>
+      </w:r>
+      <w:r>
+        <w:t xml:space="preserve"> </w:t>
+      </w:r>
+      <w:r>
+        <w:rPr>
+          <w:rStyle w:val="VerbatimChar"/>
+        </w:rPr>
+        <w:t xml:space="preserve">mps.R</w:t>
+      </w:r>
+      <w:r>
+        <w:t xml:space="preserve"> </w:t>
+      </w:r>
+      <w:r>
+        <w:t xml:space="preserve">script should be run (requires R) or the GSS rotation should be replicated exactly in Python.</w:t>
       </w:r>
     </w:p>
     <w:p>
@@ -3810,7 +3910,7 @@
         <w:pStyle w:val="Compact"/>
         <w:numPr>
           <w:ilvl w:val="0"/>
-          <w:numId w:val="1002"/>
+          <w:numId w:val="1003"/>
         </w:numPr>
       </w:pPr>
       <w:r>
@@ -3904,7 +4004,7 @@
         <w:pStyle w:val="Compact"/>
         <w:numPr>
           <w:ilvl w:val="0"/>
-          <w:numId w:val="1002"/>
+          <w:numId w:val="1003"/>
         </w:numPr>
       </w:pPr>
       <w:r>
@@ -4081,7 +4181,7 @@
         <w:pStyle w:val="Compact"/>
         <w:numPr>
           <w:ilvl w:val="0"/>
-          <w:numId w:val="1003"/>
+          <w:numId w:val="1004"/>
         </w:numPr>
       </w:pPr>
       <w:r>
@@ -4220,7 +4320,7 @@
         <w:pStyle w:val="Compact"/>
         <w:numPr>
           <w:ilvl w:val="0"/>
-          <w:numId w:val="1003"/>
+          <w:numId w:val="1004"/>
         </w:numPr>
       </w:pPr>
       <w:r>
@@ -5940,7 +6040,7 @@
         <w:pStyle w:val="Compact"/>
         <w:numPr>
           <w:ilvl w:val="0"/>
-          <w:numId w:val="1004"/>
+          <w:numId w:val="1005"/>
         </w:numPr>
       </w:pPr>
       <w:r>
@@ -5971,7 +6071,7 @@
         <w:pStyle w:val="Compact"/>
         <w:numPr>
           <w:ilvl w:val="0"/>
-          <w:numId w:val="1004"/>
+          <w:numId w:val="1005"/>
         </w:numPr>
       </w:pPr>
       <w:r>
@@ -7806,7 +7906,7 @@
       <w:pPr>
         <w:numPr>
           <w:ilvl w:val="0"/>
-          <w:numId w:val="1005"/>
+          <w:numId w:val="1006"/>
         </w:numPr>
       </w:pPr>
       <w:r>
@@ -7906,7 +8006,7 @@
       <w:pPr>
         <w:numPr>
           <w:ilvl w:val="0"/>
-          <w:numId w:val="1005"/>
+          <w:numId w:val="1006"/>
         </w:numPr>
       </w:pPr>
       <w:r>
@@ -7989,7 +8089,7 @@
       <w:pPr>
         <w:numPr>
           <w:ilvl w:val="0"/>
-          <w:numId w:val="1005"/>
+          <w:numId w:val="1006"/>
         </w:numPr>
       </w:pPr>
       <w:r>
@@ -8223,7 +8323,7 @@
       <w:pPr>
         <w:numPr>
           <w:ilvl w:val="0"/>
-          <w:numId w:val="1005"/>
+          <w:numId w:val="1006"/>
         </w:numPr>
       </w:pPr>
       <w:r>
@@ -8431,7 +8531,7 @@
       <w:pPr>
         <w:numPr>
           <w:ilvl w:val="0"/>
-          <w:numId w:val="1005"/>
+          <w:numId w:val="1006"/>
         </w:numPr>
       </w:pPr>
       <w:r>
@@ -10785,7 +10885,7 @@
         <w:pStyle w:val="Compact"/>
         <w:numPr>
           <w:ilvl w:val="0"/>
-          <w:numId w:val="1006"/>
+          <w:numId w:val="1007"/>
         </w:numPr>
       </w:pPr>
       <w:r>
@@ -10804,7 +10904,7 @@
         <w:pStyle w:val="Compact"/>
         <w:numPr>
           <w:ilvl w:val="0"/>
-          <w:numId w:val="1006"/>
+          <w:numId w:val="1007"/>
         </w:numPr>
       </w:pPr>
       <w:r>
@@ -11254,7 +11354,7 @@
         <w:pStyle w:val="Compact"/>
         <w:numPr>
           <w:ilvl w:val="0"/>
-          <w:numId w:val="1007"/>
+          <w:numId w:val="1008"/>
         </w:numPr>
       </w:pPr>
       <w:r>
@@ -11282,7 +11382,7 @@
         <w:pStyle w:val="Compact"/>
         <w:numPr>
           <w:ilvl w:val="0"/>
-          <w:numId w:val="1007"/>
+          <w:numId w:val="1008"/>
         </w:numPr>
       </w:pPr>
       <w:r>
@@ -11405,7 +11505,7 @@
         <w:pStyle w:val="Compact"/>
         <w:numPr>
           <w:ilvl w:val="0"/>
-          <w:numId w:val="1007"/>
+          <w:numId w:val="1008"/>
         </w:numPr>
       </w:pPr>
       <w:r>
@@ -11845,7 +11945,7 @@
         <w:pStyle w:val="Compact"/>
         <w:numPr>
           <w:ilvl w:val="0"/>
-          <w:numId w:val="1008"/>
+          <w:numId w:val="1009"/>
         </w:numPr>
       </w:pPr>
       <w:r>
@@ -11864,7 +11964,7 @@
         <w:pStyle w:val="Compact"/>
         <w:numPr>
           <w:ilvl w:val="0"/>
-          <w:numId w:val="1008"/>
+          <w:numId w:val="1009"/>
         </w:numPr>
       </w:pPr>
       <w:r>
@@ -11883,7 +11983,7 @@
         <w:pStyle w:val="Compact"/>
         <w:numPr>
           <w:ilvl w:val="0"/>
-          <w:numId w:val="1008"/>
+          <w:numId w:val="1009"/>
         </w:numPr>
       </w:pPr>
       <w:r>
@@ -12121,7 +12221,7 @@
               <w:jc w:val="left"/>
             </w:pPr>
             <w:r>
-              <w:t xml:space="preserve">GSS public data (Gürkaynak et al. 2005)</w:t>
+              <w:t xml:space="preserve">GSS from USMPD (SF Fed)</w:t>
             </w:r>
           </w:p>
         </w:tc>
@@ -12145,19 +12245,19 @@
               <w:jc w:val="left"/>
             </w:pPr>
             <w:r>
-              <w:t xml:space="preserve">⏳ Phase 2 (FRB website)</w:t>
-            </w:r>
-          </w:p>
-        </w:tc>
-        <w:tc>
-          <w:tcPr/>
-          <w:p>
-            <w:pPr>
-              <w:pStyle w:val="Compact"/>
-              <w:jc w:val="left"/>
-            </w:pPr>
-            <w:r>
-              <w:t xml:space="preserve">High — canonical series, updated to 2024+</w:t>
+              <w:t xml:space="preserve">✅ Downloaded, Phase 2 integration</w:t>
+            </w:r>
+          </w:p>
+        </w:tc>
+        <w:tc>
+          <w:tcPr/>
+          <w:p>
+            <w:pPr>
+              <w:pStyle w:val="Compact"/>
+              <w:jc w:val="left"/>
+            </w:pPr>
+            <w:r>
+              <w:t xml:space="preserve">High — canonical series, extends to 2026</w:t>
             </w:r>
           </w:p>
         </w:tc>
@@ -12301,7 +12401,7 @@
         <w:pStyle w:val="Compact"/>
         <w:numPr>
           <w:ilvl w:val="0"/>
-          <w:numId w:val="1009"/>
+          <w:numId w:val="1010"/>
         </w:numPr>
       </w:pPr>
       <w:r>
@@ -12320,7 +12420,7 @@
         <w:pStyle w:val="Compact"/>
         <w:numPr>
           <w:ilvl w:val="0"/>
-          <w:numId w:val="1009"/>
+          <w:numId w:val="1010"/>
         </w:numPr>
       </w:pPr>
       <w:r>
@@ -12339,7 +12439,7 @@
         <w:pStyle w:val="Compact"/>
         <w:numPr>
           <w:ilvl w:val="0"/>
-          <w:numId w:val="1009"/>
+          <w:numId w:val="1010"/>
         </w:numPr>
       </w:pPr>
       <w:r>
@@ -13032,7 +13132,7 @@
         <w:pStyle w:val="Compact"/>
         <w:numPr>
           <w:ilvl w:val="0"/>
-          <w:numId w:val="1010"/>
+          <w:numId w:val="1011"/>
         </w:numPr>
       </w:pPr>
       <w:r>
@@ -13052,121 +13152,6 @@
       </w:r>
       <w:r>
         <w:t xml:space="preserve">(164 observations, 1994–2025)</w:t>
-      </w:r>
-    </w:p>
-    <w:p>
-      <w:pPr>
-        <w:pStyle w:val="Compact"/>
-        <w:numPr>
-          <w:ilvl w:val="0"/>
-          <w:numId w:val="1010"/>
-        </w:numPr>
-      </w:pPr>
-      <w:r>
-        <w:t xml:space="preserve">FOMC statements: Cached as JSON in</w:t>
-      </w:r>
-      <w:r>
-        <w:t xml:space="preserve"> </w:t>
-      </w:r>
-      <w:r>
-        <w:rPr>
-          <w:rStyle w:val="VerbatimChar"/>
-        </w:rPr>
-        <w:t xml:space="preserve">mp-research-platform/data/fomc_statements_all.json</w:t>
-      </w:r>
-    </w:p>
-    <w:p>
-      <w:pPr>
-        <w:pStyle w:val="Compact"/>
-        <w:numPr>
-          <w:ilvl w:val="0"/>
-          <w:numId w:val="1010"/>
-        </w:numPr>
-      </w:pPr>
-      <w:r>
-        <w:t xml:space="preserve">FRED data: Cached as JSON in</w:t>
-      </w:r>
-      <w:r>
-        <w:t xml:space="preserve"> </w:t>
-      </w:r>
-      <w:r>
-        <w:rPr>
-          <w:rStyle w:val="VerbatimChar"/>
-        </w:rPr>
-        <w:t xml:space="preserve">data/cache/</w:t>
-      </w:r>
-      <w:r>
-        <w:t xml:space="preserve"> </w:t>
-      </w:r>
-      <w:r>
-        <w:t xml:space="preserve">with 6-hour TTL</w:t>
-      </w:r>
-    </w:p>
-    <w:p>
-      <w:pPr>
-        <w:pStyle w:val="Compact"/>
-        <w:numPr>
-          <w:ilvl w:val="0"/>
-          <w:numId w:val="1010"/>
-        </w:numPr>
-      </w:pPr>
-      <w:r>
-        <w:t xml:space="preserve">Acosta shocks:</w:t>
-      </w:r>
-      <w:r>
-        <w:t xml:space="preserve"> </w:t>
-      </w:r>
-      <w:r>
-        <w:rPr>
-          <w:rStyle w:val="VerbatimChar"/>
-        </w:rPr>
-        <w:t xml:space="preserve">data/mp_shocks_acosta.xlsx</w:t>
-      </w:r>
-      <w:r>
-        <w:t xml:space="preserve"> </w:t>
-      </w:r>
-      <w:r>
-        <w:t xml:space="preserve">(220 observations, 1995–2022)</w:t>
-      </w:r>
-    </w:p>
-    <w:p>
-      <w:pPr>
-        <w:pStyle w:val="Compact"/>
-        <w:numPr>
-          <w:ilvl w:val="0"/>
-          <w:numId w:val="1010"/>
-        </w:numPr>
-      </w:pPr>
-      <w:r>
-        <w:t xml:space="preserve">Analysis results: Saved as CSV (</w:t>
-      </w:r>
-      <w:r>
-        <w:rPr>
-          <w:rStyle w:val="VerbatimChar"/>
-        </w:rPr>
-        <w:t xml:space="preserve">analysis_dataset_expanded.csv</w:t>
-      </w:r>
-      <w:r>
-        <w:t xml:space="preserve">) and JSON (</w:t>
-      </w:r>
-      <w:r>
-        <w:rPr>
-          <w:rStyle w:val="VerbatimChar"/>
-        </w:rPr>
-        <w:t xml:space="preserve">regression_results_v6.json</w:t>
-      </w:r>
-      <w:r>
-        <w:t xml:space="preserve">)</w:t>
-      </w:r>
-    </w:p>
-    <w:bookmarkEnd w:id="66"/>
-    <w:bookmarkStart w:id="67" w:name="randomness"/>
-    <w:p>
-      <w:pPr>
-        <w:pStyle w:val="Heading3"/>
-      </w:pPr>
-      <w:r>
-        <w:t xml:space="preserve">10.2 Randomness</w:t>
       </w:r>
     </w:p>
     <w:p>
@@ -13178,41 +13163,16 @@
         </w:numPr>
       </w:pPr>
       <w:r>
+        <w:t xml:space="preserve">FOMC statements: Cached as JSON in</w:t>
+      </w:r>
+      <w:r>
+        <w:t xml:space="preserve"> </w:t>
+      </w:r>
+      <w:r>
         <w:rPr>
           <w:rStyle w:val="VerbatimChar"/>
         </w:rPr>
-        <w:t xml:space="preserve">TwoShocksEngine.variance_decomposition()</w:t>
-      </w:r>
-      <w:r>
-        <w:t xml:space="preserve">: Uses</w:t>
-      </w:r>
-      <w:r>
-        <w:t xml:space="preserve"> </w:t>
-      </w:r>
-      <w:r>
-        <w:rPr>
-          <w:rStyle w:val="VerbatimChar"/>
-        </w:rPr>
-        <w:t xml:space="preserve">np.random.normal(0, 3)</w:t>
-      </w:r>
-      <w:r>
-        <w:t xml:space="preserve"> </w:t>
-      </w:r>
-      <w:r>
-        <w:t xml:space="preserve">for simulation noise —</w:t>
-      </w:r>
-      <w:r>
-        <w:t xml:space="preserve"> </w:t>
-      </w:r>
-      <w:r>
-        <w:rPr>
-          <w:b/>
-          <w:bCs/>
-        </w:rPr>
-        <w:t xml:space="preserve">not seeded</w:t>
-      </w:r>
-      <w:r>
-        <w:t xml:space="preserve">. Results vary across runs.</w:t>
+        <w:t xml:space="preserve">mp-research-platform/data/fomc_statements_all.json</w:t>
       </w:r>
     </w:p>
     <w:p>
@@ -13221,6 +13181,146 @@
         <w:numPr>
           <w:ilvl w:val="0"/>
           <w:numId w:val="1011"/>
+        </w:numPr>
+      </w:pPr>
+      <w:r>
+        <w:t xml:space="preserve">FRED data: Cached as JSON in</w:t>
+      </w:r>
+      <w:r>
+        <w:t xml:space="preserve"> </w:t>
+      </w:r>
+      <w:r>
+        <w:rPr>
+          <w:rStyle w:val="VerbatimChar"/>
+        </w:rPr>
+        <w:t xml:space="preserve">data/cache/</w:t>
+      </w:r>
+      <w:r>
+        <w:t xml:space="preserve"> </w:t>
+      </w:r>
+      <w:r>
+        <w:t xml:space="preserve">with 6-hour TTL</w:t>
+      </w:r>
+    </w:p>
+    <w:p>
+      <w:pPr>
+        <w:pStyle w:val="Compact"/>
+        <w:numPr>
+          <w:ilvl w:val="0"/>
+          <w:numId w:val="1011"/>
+        </w:numPr>
+      </w:pPr>
+      <w:r>
+        <w:t xml:space="preserve">Acosta shocks:</w:t>
+      </w:r>
+      <w:r>
+        <w:t xml:space="preserve"> </w:t>
+      </w:r>
+      <w:r>
+        <w:rPr>
+          <w:rStyle w:val="VerbatimChar"/>
+        </w:rPr>
+        <w:t xml:space="preserve">data/mp_shocks_acosta.xlsx</w:t>
+      </w:r>
+      <w:r>
+        <w:t xml:space="preserve"> </w:t>
+      </w:r>
+      <w:r>
+        <w:t xml:space="preserve">(220 observations, 1995–2022)</w:t>
+      </w:r>
+    </w:p>
+    <w:p>
+      <w:pPr>
+        <w:pStyle w:val="Compact"/>
+        <w:numPr>
+          <w:ilvl w:val="0"/>
+          <w:numId w:val="1011"/>
+        </w:numPr>
+      </w:pPr>
+      <w:r>
+        <w:t xml:space="preserve">Analysis results: Saved as CSV (</w:t>
+      </w:r>
+      <w:r>
+        <w:rPr>
+          <w:rStyle w:val="VerbatimChar"/>
+        </w:rPr>
+        <w:t xml:space="preserve">analysis_dataset_expanded.csv</w:t>
+      </w:r>
+      <w:r>
+        <w:t xml:space="preserve">) and JSON (</w:t>
+      </w:r>
+      <w:r>
+        <w:rPr>
+          <w:rStyle w:val="VerbatimChar"/>
+        </w:rPr>
+        <w:t xml:space="preserve">regression_results_v6.json</w:t>
+      </w:r>
+      <w:r>
+        <w:t xml:space="preserve">)</w:t>
+      </w:r>
+    </w:p>
+    <w:bookmarkEnd w:id="66"/>
+    <w:bookmarkStart w:id="67" w:name="randomness"/>
+    <w:p>
+      <w:pPr>
+        <w:pStyle w:val="Heading3"/>
+      </w:pPr>
+      <w:r>
+        <w:t xml:space="preserve">10.2 Randomness</w:t>
+      </w:r>
+    </w:p>
+    <w:p>
+      <w:pPr>
+        <w:pStyle w:val="Compact"/>
+        <w:numPr>
+          <w:ilvl w:val="0"/>
+          <w:numId w:val="1012"/>
+        </w:numPr>
+      </w:pPr>
+      <w:r>
+        <w:rPr>
+          <w:rStyle w:val="VerbatimChar"/>
+        </w:rPr>
+        <w:t xml:space="preserve">TwoShocksEngine.variance_decomposition()</w:t>
+      </w:r>
+      <w:r>
+        <w:t xml:space="preserve">: Uses</w:t>
+      </w:r>
+      <w:r>
+        <w:t xml:space="preserve"> </w:t>
+      </w:r>
+      <w:r>
+        <w:rPr>
+          <w:rStyle w:val="VerbatimChar"/>
+        </w:rPr>
+        <w:t xml:space="preserve">np.random.normal(0, 3)</w:t>
+      </w:r>
+      <w:r>
+        <w:t xml:space="preserve"> </w:t>
+      </w:r>
+      <w:r>
+        <w:t xml:space="preserve">for simulation noise —</w:t>
+      </w:r>
+      <w:r>
+        <w:t xml:space="preserve"> </w:t>
+      </w:r>
+      <w:r>
+        <w:rPr>
+          <w:b/>
+          <w:bCs/>
+        </w:rPr>
+        <w:t xml:space="preserve">not seeded</w:t>
+      </w:r>
+      <w:r>
+        <w:t xml:space="preserve">. Results vary across runs.</w:t>
+      </w:r>
+    </w:p>
+    <w:p>
+      <w:pPr>
+        <w:pStyle w:val="Compact"/>
+        <w:numPr>
+          <w:ilvl w:val="0"/>
+          <w:numId w:val="1012"/>
         </w:numPr>
       </w:pPr>
       <w:r>
@@ -13759,31 +13859,31 @@
               <w:jc w:val="left"/>
             </w:pPr>
             <w:r>
-              <w:t xml:space="preserve">GSS target/path shocks (direct)</w:t>
-            </w:r>
-          </w:p>
-        </w:tc>
-        <w:tc>
-          <w:tcPr/>
-          <w:p>
-            <w:pPr>
-              <w:pStyle w:val="Compact"/>
-              <w:jc w:val="left"/>
-            </w:pPr>
-            <w:r>
-              <w:t xml:space="preserve">Gürkaynak public data (FRB website)</w:t>
-            </w:r>
-          </w:p>
-        </w:tc>
-        <w:tc>
-          <w:tcPr/>
-          <w:p>
-            <w:pPr>
-              <w:pStyle w:val="Compact"/>
-              <w:jc w:val="left"/>
-            </w:pPr>
-            <w:r>
-              <w:t xml:space="preserve">Extend coverage to 2024+; canonical decomposition; no WRDS needed</w:t>
+              <w:t xml:space="preserve">GSS target/path from USMPD</w:t>
+            </w:r>
+          </w:p>
+        </w:tc>
+        <w:tc>
+          <w:tcPr/>
+          <w:p>
+            <w:pPr>
+              <w:pStyle w:val="Compact"/>
+              <w:jc w:val="left"/>
+            </w:pPr>
+            <w:r>
+              <w:t xml:space="preserve">SF Fed USMPD (downloaded)</w:t>
+            </w:r>
+          </w:p>
+        </w:tc>
+        <w:tc>
+          <w:tcPr/>
+          <w:p>
+            <w:pPr>
+              <w:pStyle w:val="Compact"/>
+              <w:jc w:val="left"/>
+            </w:pPr>
+            <w:r>
+              <w:t xml:space="preserve">Extend to 2026; replicate exact GSS rotation in Python</w:t>
             </w:r>
           </w:p>
         </w:tc>
@@ -14634,15 +14734,6 @@
     <w:abstractNumId w:val="991"/>
   </w:num>
   <w:num w:numId="1002">
-    <w:abstractNumId w:val="991"/>
-  </w:num>
-  <w:num w:numId="1003">
-    <w:abstractNumId w:val="991"/>
-  </w:num>
-  <w:num w:numId="1004">
-    <w:abstractNumId w:val="991"/>
-  </w:num>
-  <w:num w:numId="1005">
     <w:abstractNumId w:val="99411"/>
     <w:lvlOverride w:ilvl="0">
       <w:startOverride w:val="1"/>
@@ -14672,16 +14763,16 @@
       <w:startOverride w:val="1"/>
     </w:lvlOverride>
   </w:num>
-  <w:num w:numId="1006">
+  <w:num w:numId="1003">
     <w:abstractNumId w:val="991"/>
   </w:num>
-  <w:num w:numId="1007">
+  <w:num w:numId="1004">
     <w:abstractNumId w:val="991"/>
   </w:num>
-  <w:num w:numId="1008">
+  <w:num w:numId="1005">
     <w:abstractNumId w:val="991"/>
   </w:num>
-  <w:num w:numId="1009">
+  <w:num w:numId="1006">
     <w:abstractNumId w:val="99411"/>
     <w:lvlOverride w:ilvl="0">
       <w:startOverride w:val="1"/>
@@ -14711,10 +14802,49 @@
       <w:startOverride w:val="1"/>
     </w:lvlOverride>
   </w:num>
-  <w:num w:numId="1010">
+  <w:num w:numId="1007">
     <w:abstractNumId w:val="991"/>
   </w:num>
+  <w:num w:numId="1008">
+    <w:abstractNumId w:val="991"/>
+  </w:num>
+  <w:num w:numId="1009">
+    <w:abstractNumId w:val="991"/>
+  </w:num>
+  <w:num w:numId="1010">
+    <w:abstractNumId w:val="99411"/>
+    <w:lvlOverride w:ilvl="0">
+      <w:startOverride w:val="1"/>
+    </w:lvlOverride>
+    <w:lvlOverride w:ilvl="1">
+      <w:startOverride w:val="1"/>
+    </w:lvlOverride>
+    <w:lvlOverride w:ilvl="2">
+      <w:startOverride w:val="1"/>
+    </w:lvlOverride>
+    <w:lvlOverride w:ilvl="3">
+      <w:startOverride w:val="1"/>
+    </w:lvlOverride>
+    <w:lvlOverride w:ilvl="4">
+      <w:startOverride w:val="1"/>
+    </w:lvlOverride>
+    <w:lvlOverride w:ilvl="5">
+      <w:startOverride w:val="1"/>
+    </w:lvlOverride>
+    <w:lvlOverride w:ilvl="6">
+      <w:startOverride w:val="1"/>
+    </w:lvlOverride>
+    <w:lvlOverride w:ilvl="7">
+      <w:startOverride w:val="1"/>
+    </w:lvlOverride>
+    <w:lvlOverride w:ilvl="8">
+      <w:startOverride w:val="1"/>
+    </w:lvlOverride>
+  </w:num>
   <w:num w:numId="1011">
+    <w:abstractNumId w:val="991"/>
+  </w:num>
+  <w:num w:numId="1012">
     <w:abstractNumId w:val="991"/>
   </w:num>
 </w:numbering>

--- a/docs/Monetary_Policy_Lab_Computational_Details.docx
+++ b/docs/Monetary_Policy_Lab_Computational_Details.docx
@@ -3393,22 +3393,271 @@
         <w:t xml:space="preserve">Caveat</w:t>
       </w:r>
       <w:r>
-        <w:t xml:space="preserve">: The exact GSS (2005) two-factor rotation (target vs. path) requires careful replication of their PCA methodology. Our simple PCA on FF1–FF6 + ED1–ED8 produces factors with moderate correlation to Acosta’s (target: 0.95, path: 0.72). The path factor correlation is lower because the rotation direction and normalization differ. For production use, the official</w:t>
-      </w:r>
-      <w:r>
-        <w:t xml:space="preserve"> </w:t>
-      </w:r>
-      <w:r>
-        <w:rPr>
-          <w:rStyle w:val="VerbatimChar"/>
-        </w:rPr>
-        <w:t xml:space="preserve">mps.R</w:t>
-      </w:r>
-      <w:r>
-        <w:t xml:space="preserve"> </w:t>
-      </w:r>
-      <w:r>
-        <w:t xml:space="preserve">script should be run (requires R) or the GSS rotation should be replicated exactly in Python.</w:t>
+        <w:t xml:space="preserve">: The exact GSS (2005) two-factor rotation (target vs. path) requires careful replication of their PCA methodology. We implement a two-step orthogonalized PCA in Python: (1) target = first PC of [MP1, FF1–FF4], (2) path = first PC of [FF4–FF6, ED2–ED4] after orthogonalizing against target. Both factors are normalized by regressing on daily 1Y GSW yield changes. This produces factors with high correlation to Acosta (2024): target r = 0.958, path r = 0.970. The single-factor STMT surprise replicates perfectly (r = 1.000).</w:t>
+      </w:r>
+    </w:p>
+    <w:p>
+      <w:pPr>
+        <w:pStyle w:val="BodyText"/>
+      </w:pPr>
+      <w:r>
+        <w:rPr>
+          <w:b/>
+          <w:bCs/>
+        </w:rPr>
+        <w:t xml:space="preserve">Extended sample results (Acosta 2006–2022 + USMPD 2022–2026)</w:t>
+      </w:r>
+      <w:r>
+        <w:t xml:space="preserve">:</w:t>
+      </w:r>
+    </w:p>
+    <w:tbl>
+      <w:tblPr>
+        <w:tblStyle w:val="Table"/>
+        <w:tblW w:type="auto" w:w="0"/>
+        <w:jc w:val="left"/>
+        <w:tblLook w:firstRow="1" w:lastRow="0" w:firstColumn="0" w:lastColumn="0" w:noHBand="0" w:noVBand="0" w:val="0020"/>
+      </w:tblPr>
+      <w:tblGrid>
+        <w:gridCol w:w="1320"/>
+        <w:gridCol w:w="1320"/>
+        <w:gridCol w:w="1320"/>
+        <w:gridCol w:w="1320"/>
+        <w:gridCol w:w="1320"/>
+        <w:gridCol w:w="1320"/>
+      </w:tblGrid>
+      <w:tr>
+        <w:trPr>
+          <w:tblHeader w:val="on"/>
+        </w:trPr>
+        <w:tc>
+          <w:tcPr/>
+          <w:p>
+            <w:pPr>
+              <w:pStyle w:val="Compact"/>
+              <w:jc w:val="left"/>
+            </w:pPr>
+            <w:r>
+              <w:t xml:space="preserve">Sample</w:t>
+            </w:r>
+          </w:p>
+        </w:tc>
+        <w:tc>
+          <w:tcPr/>
+          <w:p>
+            <w:pPr>
+              <w:pStyle w:val="Compact"/>
+              <w:jc w:val="left"/>
+            </w:pPr>
+            <w:r>
+              <w:t xml:space="preserve">R²</w:t>
+            </w:r>
+          </w:p>
+        </w:tc>
+        <w:tc>
+          <w:tcPr/>
+          <w:p>
+            <w:pPr>
+              <w:pStyle w:val="Compact"/>
+              <w:jc w:val="left"/>
+            </w:pPr>
+            <w:r>
+              <w:t xml:space="preserve">Target p</w:t>
+            </w:r>
+          </w:p>
+        </w:tc>
+        <w:tc>
+          <w:tcPr/>
+          <w:p>
+            <w:pPr>
+              <w:pStyle w:val="Compact"/>
+              <w:jc w:val="left"/>
+            </w:pPr>
+            <w:r>
+              <w:t xml:space="preserve">Path p</w:t>
+            </w:r>
+          </w:p>
+        </w:tc>
+        <w:tc>
+          <w:tcPr/>
+          <w:p>
+            <w:pPr>
+              <w:pStyle w:val="Compact"/>
+              <w:jc w:val="left"/>
+            </w:pPr>
+            <w:r>
+              <w:t xml:space="preserve">N</w:t>
+            </w:r>
+          </w:p>
+        </w:tc>
+        <w:tc>
+          <w:tcPr/>
+          <w:p>
+            <w:pPr>
+              <w:pStyle w:val="Compact"/>
+              <w:jc w:val="left"/>
+            </w:pPr>
+            <w:r>
+              <w:t xml:space="preserve">Period</w:t>
+            </w:r>
+          </w:p>
+        </w:tc>
+      </w:tr>
+      <w:tr>
+        <w:tc>
+          <w:tcPr/>
+          <w:p>
+            <w:pPr>
+              <w:pStyle w:val="Compact"/>
+              <w:jc w:val="left"/>
+            </w:pPr>
+            <w:r>
+              <w:t xml:space="preserve">Acosta only (v6.1)</w:t>
+            </w:r>
+          </w:p>
+        </w:tc>
+        <w:tc>
+          <w:tcPr/>
+          <w:p>
+            <w:pPr>
+              <w:pStyle w:val="Compact"/>
+              <w:jc w:val="left"/>
+            </w:pPr>
+            <w:r>
+              <w:t xml:space="preserve">4.06%</w:t>
+            </w:r>
+          </w:p>
+        </w:tc>
+        <w:tc>
+          <w:tcPr/>
+          <w:p>
+            <w:pPr>
+              <w:pStyle w:val="Compact"/>
+              <w:jc w:val="left"/>
+            </w:pPr>
+            <w:r>
+              <w:t xml:space="preserve">0.062*</w:t>
+            </w:r>
+          </w:p>
+        </w:tc>
+        <w:tc>
+          <w:tcPr/>
+          <w:p>
+            <w:pPr>
+              <w:pStyle w:val="Compact"/>
+              <w:jc w:val="left"/>
+            </w:pPr>
+            <w:r>
+              <w:t xml:space="preserve">0.047**</w:t>
+            </w:r>
+          </w:p>
+        </w:tc>
+        <w:tc>
+          <w:tcPr/>
+          <w:p>
+            <w:pPr>
+              <w:pStyle w:val="Compact"/>
+              <w:jc w:val="left"/>
+            </w:pPr>
+            <w:r>
+              <w:t xml:space="preserve">117</w:t>
+            </w:r>
+          </w:p>
+        </w:tc>
+        <w:tc>
+          <w:tcPr/>
+          <w:p>
+            <w:pPr>
+              <w:pStyle w:val="Compact"/>
+              <w:jc w:val="left"/>
+            </w:pPr>
+            <w:r>
+              <w:t xml:space="preserve">2006–2022</w:t>
+            </w:r>
+          </w:p>
+        </w:tc>
+      </w:tr>
+      <w:tr>
+        <w:tc>
+          <w:tcPr/>
+          <w:p>
+            <w:pPr>
+              <w:pStyle w:val="Compact"/>
+              <w:jc w:val="left"/>
+            </w:pPr>
+            <w:r>
+              <w:t xml:space="preserve">Acosta + USMPD</w:t>
+            </w:r>
+          </w:p>
+        </w:tc>
+        <w:tc>
+          <w:tcPr/>
+          <w:p>
+            <w:pPr>
+              <w:pStyle w:val="Compact"/>
+              <w:jc w:val="left"/>
+            </w:pPr>
+            <w:r>
+              <w:t xml:space="preserve">1.65%</w:t>
+            </w:r>
+          </w:p>
+        </w:tc>
+        <w:tc>
+          <w:tcPr/>
+          <w:p>
+            <w:pPr>
+              <w:pStyle w:val="Compact"/>
+              <w:jc w:val="left"/>
+            </w:pPr>
+            <w:r>
+              <w:t xml:space="preserve">0.419</w:t>
+            </w:r>
+          </w:p>
+        </w:tc>
+        <w:tc>
+          <w:tcPr/>
+          <w:p>
+            <w:pPr>
+              <w:pStyle w:val="Compact"/>
+              <w:jc w:val="left"/>
+            </w:pPr>
+            <w:r>
+              <w:t xml:space="preserve">0.058*</w:t>
+            </w:r>
+          </w:p>
+        </w:tc>
+        <w:tc>
+          <w:tcPr/>
+          <w:p>
+            <w:pPr>
+              <w:pStyle w:val="Compact"/>
+              <w:jc w:val="left"/>
+            </w:pPr>
+            <w:r>
+              <w:t xml:space="preserve">163</w:t>
+            </w:r>
+          </w:p>
+        </w:tc>
+        <w:tc>
+          <w:tcPr/>
+          <w:p>
+            <w:pPr>
+              <w:pStyle w:val="Compact"/>
+              <w:jc w:val="left"/>
+            </w:pPr>
+            <w:r>
+              <w:t xml:space="preserve">2006–2026</w:t>
+            </w:r>
+          </w:p>
+        </w:tc>
+      </w:tr>
+    </w:tbl>
+    <w:p>
+      <w:pPr>
+        <w:pStyle w:val="BodyText"/>
+      </w:pPr>
+      <w:r>
+        <w:t xml:space="preserve">The path shock remains significant at 10% with the extended sample, but the target shock loses significance. The R² decline reflects the different dynamics of the 2022–2026 hiking cycle, where rapid rate changes dominate sentiment and forward guidance is less informative. The no-COVID robustness check (path p = 0.034**) confirms the information channel is not driven by pandemic outliers.</w:t>
       </w:r>
     </w:p>
     <w:p>

--- a/docs/Monetary_Policy_Lab_Computational_Details.docx
+++ b/docs/Monetary_Policy_Lab_Computational_Details.docx
@@ -2,7 +2,7 @@
 <file path=word/document.xml><?xml version="1.0" encoding="utf-8"?>
 <w:document xmlns:w="http://schemas.openxmlformats.org/wordprocessingml/2006/main" xmlns:m="http://schemas.openxmlformats.org/officeDocument/2006/math" xmlns:r="http://schemas.openxmlformats.org/officeDocument/2006/relationships" xmlns:o="urn:schemas-microsoft-com:office:office" xmlns:v="urn:schemas-microsoft-com:vml" xmlns:w10="urn:schemas-microsoft-com:office:word" xmlns:a="http://schemas.openxmlformats.org/drawingml/2006/main" xmlns:pic="http://schemas.openxmlformats.org/drawingml/2006/picture" xmlns:wp="http://schemas.openxmlformats.org/drawingml/2006/wordprocessingDrawing">
   <w:body>
-    <w:bookmarkStart w:id="71" w:name="X366f6043e14d46d04ed54e18a516bd26ae6efa2"/>
+    <w:bookmarkStart w:id="72" w:name="X366f6043e14d46d04ed54e18a516bd26ae6efa2"/>
     <w:p>
       <w:pPr>
         <w:pStyle w:val="Heading1"/>
@@ -40,7 +40,7 @@
         <w:br/>
       </w:r>
       <w:r>
-        <w:t xml:space="preserve">Version: v1.1 (Phase 1 complete, v6.1 analysis pipeline, WRDS CRSP/Compustat integrated)</w:t>
+        <w:t xml:space="preserve">Version: v1.2 (Phase 1 complete, v6.2 analysis pipeline, audit fixes applied, WRDS CRSP/Compustat integrated)</w:t>
       </w:r>
     </w:p>
     <w:p>
@@ -1706,7 +1706,7 @@
         <w:t xml:space="preserve">Advantage over yfinance</w:t>
       </w:r>
       <w:r>
-        <w:t xml:space="preserve">: CRSP returns include delisting adjustments (important for long-run studies) and are the standard data source in the monetary policy event study literature (Gürkaynak et al. 2005, Nakamura &amp; Steinsson 2018).</w:t>
+        <w:t xml:space="preserve">: CRSP returns include delisting adjustments (important for long-run studies) and are the standard data source in the monetary policy event study literature (Gürkaynak et al. 2005a, Nakamura &amp; Steinsson 2018).</w:t>
       </w:r>
     </w:p>
     <w:p>
@@ -3332,7 +3332,7 @@
         <w:t xml:space="preserve">mps.csv</w:t>
       </w:r>
       <w:r>
-        <w:t xml:space="preserve">): computed from MP1, MP2, ED2–ED4 via PCA, normalized to 1-for-1 impact on 1Y yield. Correlation with Acosta (2024) target+path = 0.989.</w:t>
+        <w:t xml:space="preserve">): computed from MP1, MP2, ED2–ED4 via PCA, normalized to 1-for-1 impact on 1Y yield. Correlation with Acosta (2022) target+path = 0.989.</w:t>
       </w:r>
     </w:p>
     <w:p>
@@ -3378,7 +3378,7 @@
         <w:t xml:space="preserve">Status</w:t>
       </w:r>
       <w:r>
-        <w:t xml:space="preserve">: Downloaded and integrated. The raw USMPD data can be used to compute GSS-style target/path factors for the full 1994–2026 sample. Our current Acosta (2024) target/path factors are derived from the same underlying futures data. The USMPD extends coverage beyond Acosta’s 2022-07-27 endpoint by 30 additional meetings (through 2026-04-29).</w:t>
+        <w:t xml:space="preserve">: Downloaded and integrated. The raw USMPD data can be used to compute GSS-style target/path factors for the full 1994–2026 sample. Our current Acosta (2022) target/path factors are derived from the same underlying futures data. The USMPD extends coverage beyond Acosta’s 2022-07-27 endpoint by 30 additional meetings (through 2026-04-29).</w:t>
       </w:r>
     </w:p>
     <w:p>
@@ -3393,7 +3393,7 @@
         <w:t xml:space="preserve">Caveat</w:t>
       </w:r>
       <w:r>
-        <w:t xml:space="preserve">: The exact GSS (2005) two-factor rotation (target vs. path) requires careful replication of their PCA methodology. We implement a two-step orthogonalized PCA in Python: (1) target = first PC of [MP1, FF1–FF4], (2) path = first PC of [FF4–FF6, ED2–ED4] after orthogonalizing against target. Both factors are normalized by regressing on daily 1Y GSW yield changes. This produces factors with high correlation to Acosta (2024): target r = 0.958, path r = 0.970. The single-factor STMT surprise replicates perfectly (r = 1.000).</w:t>
+        <w:t xml:space="preserve">: The exact GSS (2005a) two-factor rotation (target vs. path) requires careful replication of their PCA methodology. We implement a two-step orthogonalized PCA in Python: (1) target = first PC of [MP1, FF1–FF4], (2) path = first PC of [FF4–FF6, ED2–ED4] after orthogonalizing against target. Both factors are normalized by regressing on daily 1Y GSW yield changes. This produces factors with high correlation to Acosta (2022): target r = 0.958, path r = 0.970. The single-factor STMT surprise replicates perfectly (r = 1.000).</w:t>
       </w:r>
     </w:p>
     <w:p>
@@ -7001,7 +7001,7 @@
     </w:p>
     <w:bookmarkEnd w:id="39"/>
     <w:bookmarkEnd w:id="40"/>
-    <w:bookmarkStart w:id="46" w:name="hypothesis-testing-framework"/>
+    <w:bookmarkStart w:id="47" w:name="hypothesis-testing-framework"/>
     <w:p>
       <w:pPr>
         <w:pStyle w:val="Heading2"/>
@@ -7442,7 +7442,7 @@
         <w:t xml:space="preserve">Interpretation</w:t>
       </w:r>
       <w:r>
-        <w:t xml:space="preserve">: Both target and path shocks are marginally significant predictors of FOMC statement sentiment. The path factor (forward guidance) is significant at 5%, while the target surprise is significant at 10%. This is consistent with the view that FOMC statement language responds to both the current rate decision and the expected future path.</w:t>
+        <w:t xml:space="preserve">: Both target and path shocks are significant predictors of FOMC statement sentiment. The path factor (forward guidance) is significant at 5%, while the target surprise is significant at 10%. However, the overall explanatory power is modest (R² = 4.06%), and a formal Wald test cannot reject the null that the two coefficients are equal (χ² = 0.19, p = 0.66). We interpret this as suggestive evidence consistent with the information channel, rather than definitive proof that the path effect dominates.</w:t>
       </w:r>
     </w:p>
     <w:p>
@@ -7457,7 +7457,7 @@
         <w:t xml:space="preserve">Comparison with literature</w:t>
       </w:r>
       <w:r>
-        <w:t xml:space="preserve">: R² = 4.06% is substantially higher than the v4 result (0.39% with naive proxy) but still below the literature benchmark (~2.76% in Gürkaynak et al. 2005 for asset returns). The improvement is driven by (1) using market-based surprises instead of Δr, and (2) the enhanced CB dictionary with fixed overlap.</w:t>
+        <w:t xml:space="preserve">: R² = 4.06% is substantially higher than the v4 result (0.39% with naive proxy) but still modest in absolute terms. The low R² reflects the fact that monetary policy shocks explain only a small fraction of the variation in FOMC statement language — the remaining 96% likely reflects the Fed’s response to incoming economic data, institutional inertia in statement drafting, and other factors. A formal Wald test cannot reject the null that the target and path coefficients are equal (χ² = 0.19, p = 0.66), so we interpret the results as suggestive evidence consistent with the information channel.</w:t>
       </w:r>
     </w:p>
     <w:p>
@@ -7649,7 +7649,7 @@
           <w:b/>
           <w:bCs/>
         </w:rPr>
-        <w:t xml:space="preserve">Current results (v6.1)</w:t>
+        <w:t xml:space="preserve">Current results (v6.1, percentage points)</w:t>
       </w:r>
       <w:r>
         <w:t xml:space="preserve">:</w:t>
@@ -7769,7 +7769,7 @@
               <w:jc w:val="left"/>
             </w:pPr>
             <w:r>
-              <w:t xml:space="preserve">S&amp;P 500</w:t>
+              <w:t xml:space="preserve">CRSP VW</w:t>
             </w:r>
           </w:p>
         </w:tc>
@@ -7781,7 +7781,7 @@
               <w:jc w:val="center"/>
             </w:pPr>
             <w:r>
-              <w:t xml:space="preserve">0.0291</w:t>
+              <w:t xml:space="preserve">9.10%</w:t>
             </w:r>
           </w:p>
         </w:tc>
@@ -7793,7 +7793,7 @@
               <w:jc w:val="center"/>
             </w:pPr>
             <w:r>
-              <w:t xml:space="preserve">—</w:t>
+              <w:t xml:space="preserve">-0.435</w:t>
             </w:r>
           </w:p>
         </w:tc>
@@ -7805,7 +7805,7 @@
               <w:jc w:val="center"/>
             </w:pPr>
             <w:r>
-              <w:t xml:space="preserve">0.100</w:t>
+              <w:t xml:space="preserve">0.111</w:t>
             </w:r>
           </w:p>
         </w:tc>
@@ -7817,7 +7817,7 @@
               <w:jc w:val="center"/>
             </w:pPr>
             <w:r>
-              <w:t xml:space="preserve">—</w:t>
+              <w:t xml:space="preserve">-0.186</w:t>
             </w:r>
           </w:p>
         </w:tc>
@@ -7829,7 +7829,7 @@
               <w:jc w:val="center"/>
             </w:pPr>
             <w:r>
-              <w:t xml:space="preserve">0.565</w:t>
+              <w:t xml:space="preserve">0.398</w:t>
             </w:r>
           </w:p>
         </w:tc>
@@ -7855,7 +7855,7 @@
               <w:jc w:val="left"/>
             </w:pPr>
             <w:r>
-              <w:t xml:space="preserve">VIX</w:t>
+              <w:t xml:space="preserve">CRSP EW</w:t>
             </w:r>
           </w:p>
         </w:tc>
@@ -7867,7 +7867,7 @@
               <w:jc w:val="center"/>
             </w:pPr>
             <w:r>
-              <w:t xml:space="preserve">0.0793</w:t>
+              <w:t xml:space="preserve">10.28%</w:t>
             </w:r>
           </w:p>
         </w:tc>
@@ -7879,7 +7879,7 @@
               <w:jc w:val="center"/>
             </w:pPr>
             <w:r>
-              <w:t xml:space="preserve">—</w:t>
+              <w:t xml:space="preserve">-0.449</w:t>
             </w:r>
           </w:p>
         </w:tc>
@@ -7891,7 +7891,7 @@
               <w:jc w:val="center"/>
             </w:pPr>
             <w:r>
-              <w:t xml:space="preserve">0.122</w:t>
+              <w:t xml:space="preserve">0.044**</w:t>
             </w:r>
           </w:p>
         </w:tc>
@@ -7903,7 +7903,7 @@
               <w:jc w:val="center"/>
             </w:pPr>
             <w:r>
-              <w:t xml:space="preserve">—</w:t>
+              <w:t xml:space="preserve">-0.174</w:t>
             </w:r>
           </w:p>
         </w:tc>
@@ -7915,7 +7915,7 @@
               <w:jc w:val="center"/>
             </w:pPr>
             <w:r>
-              <w:t xml:space="preserve">0.269</w:t>
+              <w:t xml:space="preserve">0.421</w:t>
             </w:r>
           </w:p>
         </w:tc>
@@ -7941,7 +7941,7 @@
               <w:jc w:val="left"/>
             </w:pPr>
             <w:r>
-              <w:t xml:space="preserve">Rate Change</w:t>
+              <w:t xml:space="preserve">S&amp;P 500</w:t>
             </w:r>
           </w:p>
         </w:tc>
@@ -7953,7 +7953,7 @@
               <w:jc w:val="center"/>
             </w:pPr>
             <w:r>
-              <w:t xml:space="preserve">0.1847</w:t>
+              <w:t xml:space="preserve">7.80%</w:t>
             </w:r>
           </w:p>
         </w:tc>
@@ -7965,7 +7965,7 @@
               <w:jc w:val="center"/>
             </w:pPr>
             <w:r>
-              <w:t xml:space="preserve">—</w:t>
+              <w:t xml:space="preserve">-0.391</w:t>
             </w:r>
           </w:p>
         </w:tc>
@@ -7977,7 +7977,7 @@
               <w:jc w:val="center"/>
             </w:pPr>
             <w:r>
-              <w:t xml:space="preserve">0.067*</w:t>
+              <w:t xml:space="preserve">0.158</w:t>
             </w:r>
           </w:p>
         </w:tc>
@@ -7989,7 +7989,7 @@
               <w:jc w:val="center"/>
             </w:pPr>
             <w:r>
-              <w:t xml:space="preserve">—</w:t>
+              <w:t xml:space="preserve">-0.179</w:t>
             </w:r>
           </w:p>
         </w:tc>
@@ -8001,7 +8001,7 @@
               <w:jc w:val="center"/>
             </w:pPr>
             <w:r>
-              <w:t xml:space="preserve">0.013**</w:t>
+              <w:t xml:space="preserve">0.395</w:t>
             </w:r>
           </w:p>
         </w:tc>
@@ -8031,52 +8031,7 @@
         <w:t xml:space="preserve">Interpretation</w:t>
       </w:r>
       <w:r>
-        <w:t xml:space="preserve">: The rate change regression has the highest R² (18.5%), with the path factor significant at 5%. This is expected — the path factor captures forward guidance about future rate changes. S&amp;P 500 and VIX show marginal target shock effects (p ≈ 0.10–0.12) but no path factor significance, suggesting that equity and volatility markets respond primarily to the current rate decision rather than forward guidance.</w:t>
-      </w:r>
-    </w:p>
-    <w:p>
-      <w:pPr>
-        <w:pStyle w:val="BodyText"/>
-      </w:pPr>
-      <w:r>
-        <w:rPr>
-          <w:b/>
-          <w:bCs/>
-        </w:rPr>
-        <w:t xml:space="preserve">Note</w:t>
-      </w:r>
-      <w:r>
-        <w:t xml:space="preserve">: The asset return data in the current dataset is limited (only</w:t>
-      </w:r>
-      <w:r>
-        <w:t xml:space="preserve"> </w:t>
-      </w:r>
-      <w:r>
-        <w:rPr>
-          <w:rStyle w:val="VerbatimChar"/>
-        </w:rPr>
-        <w:t xml:space="preserve">sp500_ret</w:t>
-      </w:r>
-      <w:r>
-        <w:t xml:space="preserve"> </w:t>
-      </w:r>
-      <w:r>
-        <w:t xml:space="preserve">and</w:t>
-      </w:r>
-      <w:r>
-        <w:t xml:space="preserve"> </w:t>
-      </w:r>
-      <w:r>
-        <w:rPr>
-          <w:rStyle w:val="VerbatimChar"/>
-        </w:rPr>
-        <w:t xml:space="preserve">vix</w:t>
-      </w:r>
-      <w:r>
-        <w:t xml:space="preserve"> </w:t>
-      </w:r>
-      <w:r>
-        <w:t xml:space="preserve">columns are available). With WRDS CRSP data, we can expand to delisted-return-adjusted equity returns and more granular asset classes.</w:t>
+        <w:t xml:space="preserve">: The target shock has a negative effect on equity returns, consistent with contractionary surprises reducing stock prices. The effect is statistically significant for the equal-weighted market (p = 0.044) but not for the value-weighted market (p = 0.111), consistent with small-cap stocks being more sensitive to monetary policy. The path shock does not have a statistically significant effect on any asset return at conventional levels, although the coefficients are consistently negative. This may reflect limited power (N = 117) or the fact that the path factor’s effect on equity returns operates through a different channel than the narrow event window captures.</w:t>
       </w:r>
     </w:p>
     <w:bookmarkEnd w:id="42"/>
@@ -9015,7 +8970,7 @@
         <w:t xml:space="preserve">Current result (v6.1)</w:t>
       </w:r>
       <w:r>
-        <w:t xml:space="preserve">: Target shock t-statistic = 1.126, Path shock t-statistic ≈ 0. The target shock dominates the sentiment response, while the path factor contribution is negligible in this decomposition. This contrasts with the v4 result (information shock ~99.6%) which was inflated by the naive surprise proxy.</w:t>
+        <w:t xml:space="preserve">: In the H1 regression (Sentiment ~ Target + Path), the path shock has a larger absolute t-statistic (|t| = 2.012) than the target shock (|t| = 1.887). However, a formal Wald test of H0: β_target = β_path fails to reject (χ² = 0.19, p = 0.66), indicating that we cannot statistically distinguish the magnitude of the two effects. We interpret this as suggestive evidence consistent with the information channel, but acknowledge limited statistical power.</w:t>
       </w:r>
     </w:p>
     <w:p>
@@ -9030,7 +8985,7 @@
         <w:t xml:space="preserve">Critical caveat</w:t>
       </w:r>
       <w:r>
-        <w:t xml:space="preserve">: The current decomposition uses Acosta shocks but the analysis dataset still has gaps. With the full WRDS pipeline (CME futures + CRSP returns), the decomposition will be more reliable.</w:t>
+        <w:t xml:space="preserve">: The modest R² (4.06%) and the inability to reject coefficient equality mean that the evidence for the information channel is suggestive rather than definitive. The remaining 96% of sentiment variation likely reflects the Fed’s response to incoming economic data, institutional inertia, and other factors beyond the current rate decision and forward guidance.</w:t>
       </w:r>
     </w:p>
     <w:bookmarkEnd w:id="43"/>
@@ -9219,10 +9174,12 @@
         <w:tblLook w:firstRow="1" w:lastRow="0" w:firstColumn="0" w:lastColumn="0" w:noHBand="0" w:noVBand="0" w:val="0020"/>
       </w:tblPr>
       <w:tblGrid>
-        <w:gridCol w:w="1980"/>
-        <w:gridCol w:w="1131"/>
-        <w:gridCol w:w="1131"/>
-        <w:gridCol w:w="3677"/>
+        <w:gridCol w:w="1205"/>
+        <w:gridCol w:w="688"/>
+        <w:gridCol w:w="688"/>
+        <w:gridCol w:w="1721"/>
+        <w:gridCol w:w="1377"/>
+        <w:gridCol w:w="2238"/>
       </w:tblGrid>
       <w:tr>
         <w:trPr>
@@ -9269,6 +9226,30 @@
           <w:p>
             <w:pPr>
               <w:pStyle w:val="Compact"/>
+              <w:jc w:val="center"/>
+            </w:pPr>
+            <w:r>
+              <w:t xml:space="preserve">target p</w:t>
+            </w:r>
+          </w:p>
+        </w:tc>
+        <w:tc>
+          <w:tcPr/>
+          <w:p>
+            <w:pPr>
+              <w:pStyle w:val="Compact"/>
+              <w:jc w:val="center"/>
+            </w:pPr>
+            <w:r>
+              <w:t xml:space="preserve">path p</w:t>
+            </w:r>
+          </w:p>
+        </w:tc>
+        <w:tc>
+          <w:tcPr/>
+          <w:p>
+            <w:pPr>
+              <w:pStyle w:val="Compact"/>
               <w:jc w:val="left"/>
             </w:pPr>
             <w:r>
@@ -9286,7 +9267,7 @@
               <w:jc w:val="left"/>
             </w:pPr>
             <w:r>
-              <w:t xml:space="preserve">Post-2010</w:t>
+              <w:t xml:space="preserve">Full sample</w:t>
             </w:r>
           </w:p>
         </w:tc>
@@ -9298,7 +9279,7 @@
               <w:jc w:val="center"/>
             </w:pPr>
             <w:r>
-              <w:t xml:space="preserve">0.0202</w:t>
+              <w:t xml:space="preserve">0.0406</w:t>
             </w:r>
           </w:p>
         </w:tc>
@@ -9310,19 +9291,43 @@
               <w:jc w:val="center"/>
             </w:pPr>
             <w:r>
-              <w:t xml:space="preserve">97</w:t>
-            </w:r>
-          </w:p>
-        </w:tc>
-        <w:tc>
-          <w:tcPr/>
-          <w:p>
-            <w:pPr>
-              <w:pStyle w:val="Compact"/>
-              <w:jc w:val="left"/>
-            </w:pPr>
-            <w:r>
-              <w:t xml:space="preserve">Restrict to post-2010 meetings (standardized communication)</w:t>
+              <w:t xml:space="preserve">117</w:t>
+            </w:r>
+          </w:p>
+        </w:tc>
+        <w:tc>
+          <w:tcPr/>
+          <w:p>
+            <w:pPr>
+              <w:pStyle w:val="Compact"/>
+              <w:jc w:val="center"/>
+            </w:pPr>
+            <w:r>
+              <w:t xml:space="preserve">0.062*</w:t>
+            </w:r>
+          </w:p>
+        </w:tc>
+        <w:tc>
+          <w:tcPr/>
+          <w:p>
+            <w:pPr>
+              <w:pStyle w:val="Compact"/>
+              <w:jc w:val="center"/>
+            </w:pPr>
+            <w:r>
+              <w:t xml:space="preserve">0.047**</w:t>
+            </w:r>
+          </w:p>
+        </w:tc>
+        <w:tc>
+          <w:tcPr/>
+          <w:p>
+            <w:pPr>
+              <w:pStyle w:val="Compact"/>
+              <w:jc w:val="left"/>
+            </w:pPr>
+            <w:r>
+              <w:t xml:space="preserve">Baseline</w:t>
             </w:r>
           </w:p>
         </w:tc>
@@ -9336,6 +9341,80 @@
               <w:jc w:val="left"/>
             </w:pPr>
             <w:r>
+              <w:t xml:space="preserve">Post-2010</w:t>
+            </w:r>
+          </w:p>
+        </w:tc>
+        <w:tc>
+          <w:tcPr/>
+          <w:p>
+            <w:pPr>
+              <w:pStyle w:val="Compact"/>
+              <w:jc w:val="center"/>
+            </w:pPr>
+            <w:r>
+              <w:t xml:space="preserve">0.0202</w:t>
+            </w:r>
+          </w:p>
+        </w:tc>
+        <w:tc>
+          <w:tcPr/>
+          <w:p>
+            <w:pPr>
+              <w:pStyle w:val="Compact"/>
+              <w:jc w:val="center"/>
+            </w:pPr>
+            <w:r>
+              <w:t xml:space="preserve">97</w:t>
+            </w:r>
+          </w:p>
+        </w:tc>
+        <w:tc>
+          <w:tcPr/>
+          <w:p>
+            <w:pPr>
+              <w:pStyle w:val="Compact"/>
+              <w:jc w:val="center"/>
+            </w:pPr>
+            <w:r>
+              <w:t xml:space="preserve">0.369</w:t>
+            </w:r>
+          </w:p>
+        </w:tc>
+        <w:tc>
+          <w:tcPr/>
+          <w:p>
+            <w:pPr>
+              <w:pStyle w:val="Compact"/>
+              <w:jc w:val="center"/>
+            </w:pPr>
+            <w:r>
+              <w:t xml:space="preserve">0.108</w:t>
+            </w:r>
+          </w:p>
+        </w:tc>
+        <w:tc>
+          <w:tcPr/>
+          <w:p>
+            <w:pPr>
+              <w:pStyle w:val="Compact"/>
+              <w:jc w:val="left"/>
+            </w:pPr>
+            <w:r>
+              <w:t xml:space="preserve">Neither significant at 10%</w:t>
+            </w:r>
+          </w:p>
+        </w:tc>
+      </w:tr>
+      <w:tr>
+        <w:tc>
+          <w:tcPr/>
+          <w:p>
+            <w:pPr>
+              <w:pStyle w:val="Compact"/>
+              <w:jc w:val="left"/>
+            </w:pPr>
+            <w:r>
               <w:t xml:space="preserve">No COVID</w:t>
             </w:r>
           </w:p>
@@ -9369,10 +9448,108 @@
           <w:p>
             <w:pPr>
               <w:pStyle w:val="Compact"/>
-              <w:jc w:val="left"/>
-            </w:pPr>
-            <w:r>
-              <w:t xml:space="preserve">Exclude Mar 2020 – Dec 2021</w:t>
+              <w:jc w:val="center"/>
+            </w:pPr>
+            <w:r>
+              <w:t xml:space="preserve">0.075*</w:t>
+            </w:r>
+          </w:p>
+        </w:tc>
+        <w:tc>
+          <w:tcPr/>
+          <w:p>
+            <w:pPr>
+              <w:pStyle w:val="Compact"/>
+              <w:jc w:val="center"/>
+            </w:pPr>
+            <w:r>
+              <w:t xml:space="preserve">0.042**</w:t>
+            </w:r>
+          </w:p>
+        </w:tc>
+        <w:tc>
+          <w:tcPr/>
+          <w:p>
+            <w:pPr>
+              <w:pStyle w:val="Compact"/>
+              <w:jc w:val="left"/>
+            </w:pPr>
+            <w:r>
+              <w:t xml:space="preserve">Virtually unchanged</w:t>
+            </w:r>
+          </w:p>
+        </w:tc>
+      </w:tr>
+      <w:tr>
+        <w:tc>
+          <w:tcPr/>
+          <w:p>
+            <w:pPr>
+              <w:pStyle w:val="Compact"/>
+              <w:jc w:val="left"/>
+            </w:pPr>
+            <w:r>
+              <w:t xml:space="preserve">Extended (Acosta+USMPD)</w:t>
+            </w:r>
+          </w:p>
+        </w:tc>
+        <w:tc>
+          <w:tcPr/>
+          <w:p>
+            <w:pPr>
+              <w:pStyle w:val="Compact"/>
+              <w:jc w:val="center"/>
+            </w:pPr>
+            <w:r>
+              <w:t xml:space="preserve">0.0165</w:t>
+            </w:r>
+          </w:p>
+        </w:tc>
+        <w:tc>
+          <w:tcPr/>
+          <w:p>
+            <w:pPr>
+              <w:pStyle w:val="Compact"/>
+              <w:jc w:val="center"/>
+            </w:pPr>
+            <w:r>
+              <w:t xml:space="preserve">163</w:t>
+            </w:r>
+          </w:p>
+        </w:tc>
+        <w:tc>
+          <w:tcPr/>
+          <w:p>
+            <w:pPr>
+              <w:pStyle w:val="Compact"/>
+              <w:jc w:val="center"/>
+            </w:pPr>
+            <w:r>
+              <w:t xml:space="preserve">0.419</w:t>
+            </w:r>
+          </w:p>
+        </w:tc>
+        <w:tc>
+          <w:tcPr/>
+          <w:p>
+            <w:pPr>
+              <w:pStyle w:val="Compact"/>
+              <w:jc w:val="center"/>
+            </w:pPr>
+            <w:r>
+              <w:t xml:space="preserve">0.058*</w:t>
+            </w:r>
+          </w:p>
+        </w:tc>
+        <w:tc>
+          <w:tcPr/>
+          <w:p>
+            <w:pPr>
+              <w:pStyle w:val="Compact"/>
+              <w:jc w:val="left"/>
+            </w:pPr>
+            <w:r>
+              <w:t xml:space="preserve">Path still significant at 10%</w:t>
             </w:r>
           </w:p>
         </w:tc>
@@ -9390,7 +9567,422 @@
         <w:t xml:space="preserve">Interpretation</w:t>
       </w:r>
       <w:r>
-        <w:t xml:space="preserve">: The post-2010 subsample has lower R² (2.02% vs. 4.06%), suggesting that the sentiment-surprise relationship was stronger in the earlier period (2006–2010), which includes the financial crisis when FOMC language was more variable. Excluding COVID has minimal impact (4.10% vs. 4.06%), confirming that the result is not driven by pandemic-era outliers.</w:t>
+        <w:t xml:space="preserve">: The post-2010 subsample has lower R² (2.02% vs. 4.06%) and neither shock is individually significant, suggesting that the sentiment-surprise relationship was stronger in the earlier period (2006–2010), which includes the financial crisis when FOMC language was more variable. Excluding COVID has minimal impact (4.10% vs. 4.06%), confirming that the result is not driven by pandemic-era outliers. The extended sample (Acosta 2006–2022 + USMPD 2022–2026) shows the path shock remains significant at 10% (p = 0.058), but the target shock loses significance.</w:t>
+      </w:r>
+    </w:p>
+    <w:bookmarkEnd w:id="45"/>
+    <w:bookmarkStart w:id="46" w:name="regime-specific-results-v6.1"/>
+    <w:p>
+      <w:pPr>
+        <w:pStyle w:val="Heading3"/>
+      </w:pPr>
+      <w:r>
+        <w:t xml:space="preserve">5.6 Regime-Specific Results (v6.1)</w:t>
+      </w:r>
+    </w:p>
+    <w:tbl>
+      <w:tblPr>
+        <w:tblStyle w:val="Table"/>
+        <w:tblW w:type="auto" w:w="0"/>
+        <w:jc w:val="left"/>
+        <w:tblLook w:firstRow="1" w:lastRow="0" w:firstColumn="0" w:lastColumn="0" w:noHBand="0" w:noVBand="0" w:val="0020"/>
+      </w:tblPr>
+      <w:tblGrid>
+        <w:gridCol w:w="1584"/>
+        <w:gridCol w:w="1584"/>
+        <w:gridCol w:w="1584"/>
+        <w:gridCol w:w="1584"/>
+        <w:gridCol w:w="1584"/>
+      </w:tblGrid>
+      <w:tr>
+        <w:trPr>
+          <w:tblHeader w:val="on"/>
+        </w:trPr>
+        <w:tc>
+          <w:tcPr/>
+          <w:p>
+            <w:pPr>
+              <w:pStyle w:val="Compact"/>
+              <w:jc w:val="left"/>
+            </w:pPr>
+            <w:r>
+              <w:t xml:space="preserve">Period</w:t>
+            </w:r>
+          </w:p>
+        </w:tc>
+        <w:tc>
+          <w:tcPr/>
+          <w:p>
+            <w:pPr>
+              <w:pStyle w:val="Compact"/>
+              <w:jc w:val="center"/>
+            </w:pPr>
+            <w:r>
+              <w:t xml:space="preserve">N</w:t>
+            </w:r>
+          </w:p>
+        </w:tc>
+        <w:tc>
+          <w:tcPr/>
+          <w:p>
+            <w:pPr>
+              <w:pStyle w:val="Compact"/>
+              <w:jc w:val="center"/>
+            </w:pPr>
+            <w:r>
+              <w:t xml:space="preserve">R²</w:t>
+            </w:r>
+          </w:p>
+        </w:tc>
+        <w:tc>
+          <w:tcPr/>
+          <w:p>
+            <w:pPr>
+              <w:pStyle w:val="Compact"/>
+              <w:jc w:val="center"/>
+            </w:pPr>
+            <w:r>
+              <w:t xml:space="preserve">target p</w:t>
+            </w:r>
+          </w:p>
+        </w:tc>
+        <w:tc>
+          <w:tcPr/>
+          <w:p>
+            <w:pPr>
+              <w:pStyle w:val="Compact"/>
+              <w:jc w:val="center"/>
+            </w:pPr>
+            <w:r>
+              <w:t xml:space="preserve">path p</w:t>
+            </w:r>
+          </w:p>
+        </w:tc>
+      </w:tr>
+      <w:tr>
+        <w:tc>
+          <w:tcPr/>
+          <w:p>
+            <w:pPr>
+              <w:pStyle w:val="Compact"/>
+              <w:jc w:val="left"/>
+            </w:pPr>
+            <w:r>
+              <w:t xml:space="preserve">Pre-ZLB (2006-2008)</w:t>
+            </w:r>
+          </w:p>
+        </w:tc>
+        <w:tc>
+          <w:tcPr/>
+          <w:p>
+            <w:pPr>
+              <w:pStyle w:val="Compact"/>
+              <w:jc w:val="center"/>
+            </w:pPr>
+            <w:r>
+              <w:t xml:space="preserve">8</w:t>
+            </w:r>
+          </w:p>
+        </w:tc>
+        <w:tc>
+          <w:tcPr/>
+          <w:p>
+            <w:pPr>
+              <w:pStyle w:val="Compact"/>
+              <w:jc w:val="center"/>
+            </w:pPr>
+            <w:r>
+              <w:t xml:space="preserve">20.5%</w:t>
+            </w:r>
+          </w:p>
+        </w:tc>
+        <w:tc>
+          <w:tcPr/>
+          <w:p>
+            <w:pPr>
+              <w:pStyle w:val="Compact"/>
+              <w:jc w:val="center"/>
+            </w:pPr>
+            <w:r>
+              <w:t xml:space="preserve">0.360</w:t>
+            </w:r>
+          </w:p>
+        </w:tc>
+        <w:tc>
+          <w:tcPr/>
+          <w:p>
+            <w:pPr>
+              <w:pStyle w:val="Compact"/>
+              <w:jc w:val="center"/>
+            </w:pPr>
+            <w:r>
+              <w:t xml:space="preserve">0.403</w:t>
+            </w:r>
+          </w:p>
+        </w:tc>
+      </w:tr>
+      <w:tr>
+        <w:tc>
+          <w:tcPr/>
+          <w:p>
+            <w:pPr>
+              <w:pStyle w:val="Compact"/>
+              <w:jc w:val="left"/>
+            </w:pPr>
+            <w:r>
+              <w:t xml:space="preserve">Financial Crisis (2008-2010)</w:t>
+            </w:r>
+          </w:p>
+        </w:tc>
+        <w:tc>
+          <w:tcPr/>
+          <w:p>
+            <w:pPr>
+              <w:pStyle w:val="Compact"/>
+              <w:jc w:val="center"/>
+            </w:pPr>
+            <w:r>
+              <w:t xml:space="preserve">12</w:t>
+            </w:r>
+          </w:p>
+        </w:tc>
+        <w:tc>
+          <w:tcPr/>
+          <w:p>
+            <w:pPr>
+              <w:pStyle w:val="Compact"/>
+              <w:jc w:val="center"/>
+            </w:pPr>
+            <w:r>
+              <w:t xml:space="preserve">9.2%</w:t>
+            </w:r>
+          </w:p>
+        </w:tc>
+        <w:tc>
+          <w:tcPr/>
+          <w:p>
+            <w:pPr>
+              <w:pStyle w:val="Compact"/>
+              <w:jc w:val="center"/>
+            </w:pPr>
+            <w:r>
+              <w:t xml:space="preserve">0.930</w:t>
+            </w:r>
+          </w:p>
+        </w:tc>
+        <w:tc>
+          <w:tcPr/>
+          <w:p>
+            <w:pPr>
+              <w:pStyle w:val="Compact"/>
+              <w:jc w:val="center"/>
+            </w:pPr>
+            <w:r>
+              <w:t xml:space="preserve">0.124</w:t>
+            </w:r>
+          </w:p>
+        </w:tc>
+      </w:tr>
+      <w:tr>
+        <w:tc>
+          <w:tcPr/>
+          <w:p>
+            <w:pPr>
+              <w:pStyle w:val="Compact"/>
+              <w:jc w:val="left"/>
+            </w:pPr>
+            <w:r>
+              <w:t xml:space="preserve">ZLB/FG (2010-2016)</w:t>
+            </w:r>
+          </w:p>
+        </w:tc>
+        <w:tc>
+          <w:tcPr/>
+          <w:p>
+            <w:pPr>
+              <w:pStyle w:val="Compact"/>
+              <w:jc w:val="center"/>
+            </w:pPr>
+            <w:r>
+              <w:t xml:space="preserve">48</w:t>
+            </w:r>
+          </w:p>
+        </w:tc>
+        <w:tc>
+          <w:tcPr/>
+          <w:p>
+            <w:pPr>
+              <w:pStyle w:val="Compact"/>
+              <w:jc w:val="center"/>
+            </w:pPr>
+            <w:r>
+              <w:t xml:space="preserve">7.5%</w:t>
+            </w:r>
+          </w:p>
+        </w:tc>
+        <w:tc>
+          <w:tcPr/>
+          <w:p>
+            <w:pPr>
+              <w:pStyle w:val="Compact"/>
+              <w:jc w:val="center"/>
+            </w:pPr>
+            <w:r>
+              <w:t xml:space="preserve">0.249</w:t>
+            </w:r>
+          </w:p>
+        </w:tc>
+        <w:tc>
+          <w:tcPr/>
+          <w:p>
+            <w:pPr>
+              <w:pStyle w:val="Compact"/>
+              <w:jc w:val="center"/>
+            </w:pPr>
+            <w:r>
+              <w:t xml:space="preserve">0.107</w:t>
+            </w:r>
+          </w:p>
+        </w:tc>
+      </w:tr>
+      <w:tr>
+        <w:tc>
+          <w:tcPr/>
+          <w:p>
+            <w:pPr>
+              <w:pStyle w:val="Compact"/>
+              <w:jc w:val="left"/>
+            </w:pPr>
+            <w:r>
+              <w:t xml:space="preserve">Normalization (2016-2020)</w:t>
+            </w:r>
+          </w:p>
+        </w:tc>
+        <w:tc>
+          <w:tcPr/>
+          <w:p>
+            <w:pPr>
+              <w:pStyle w:val="Compact"/>
+              <w:jc w:val="center"/>
+            </w:pPr>
+            <w:r>
+              <w:t xml:space="preserve">30</w:t>
+            </w:r>
+          </w:p>
+        </w:tc>
+        <w:tc>
+          <w:tcPr/>
+          <w:p>
+            <w:pPr>
+              <w:pStyle w:val="Compact"/>
+              <w:jc w:val="center"/>
+            </w:pPr>
+            <w:r>
+              <w:t xml:space="preserve">13.3%</w:t>
+            </w:r>
+          </w:p>
+        </w:tc>
+        <w:tc>
+          <w:tcPr/>
+          <w:p>
+            <w:pPr>
+              <w:pStyle w:val="Compact"/>
+              <w:jc w:val="center"/>
+            </w:pPr>
+            <w:r>
+              <w:t xml:space="preserve">0.009***</w:t>
+            </w:r>
+          </w:p>
+        </w:tc>
+        <w:tc>
+          <w:tcPr/>
+          <w:p>
+            <w:pPr>
+              <w:pStyle w:val="Compact"/>
+              <w:jc w:val="center"/>
+            </w:pPr>
+            <w:r>
+              <w:t xml:space="preserve">0.873</w:t>
+            </w:r>
+          </w:p>
+        </w:tc>
+      </w:tr>
+      <w:tr>
+        <w:tc>
+          <w:tcPr/>
+          <w:p>
+            <w:pPr>
+              <w:pStyle w:val="Compact"/>
+              <w:jc w:val="left"/>
+            </w:pPr>
+            <w:r>
+              <w:t xml:space="preserve">COVID+ (2020-2022)</w:t>
+            </w:r>
+          </w:p>
+        </w:tc>
+        <w:tc>
+          <w:tcPr/>
+          <w:p>
+            <w:pPr>
+              <w:pStyle w:val="Compact"/>
+              <w:jc w:val="center"/>
+            </w:pPr>
+            <w:r>
+              <w:t xml:space="preserve">19</w:t>
+            </w:r>
+          </w:p>
+        </w:tc>
+        <w:tc>
+          <w:tcPr/>
+          <w:p>
+            <w:pPr>
+              <w:pStyle w:val="Compact"/>
+              <w:jc w:val="center"/>
+            </w:pPr>
+            <w:r>
+              <w:t xml:space="preserve">3.6%</w:t>
+            </w:r>
+          </w:p>
+        </w:tc>
+        <w:tc>
+          <w:tcPr/>
+          <w:p>
+            <w:pPr>
+              <w:pStyle w:val="Compact"/>
+              <w:jc w:val="center"/>
+            </w:pPr>
+            <w:r>
+              <w:t xml:space="preserve">0.355</w:t>
+            </w:r>
+          </w:p>
+        </w:tc>
+        <w:tc>
+          <w:tcPr/>
+          <w:p>
+            <w:pPr>
+              <w:pStyle w:val="Compact"/>
+              <w:jc w:val="center"/>
+            </w:pPr>
+            <w:r>
+              <w:t xml:space="preserve">0.953</w:t>
+            </w:r>
+          </w:p>
+        </w:tc>
+      </w:tr>
+    </w:tbl>
+    <w:p>
+      <w:pPr>
+        <w:pStyle w:val="BodyText"/>
+      </w:pPr>
+      <w:r>
+        <w:rPr>
+          <w:b/>
+          <w:bCs/>
+        </w:rPr>
+        <w:t xml:space="preserve">Interpretation</w:t>
+      </w:r>
+      <w:r>
+        <w:t xml:space="preserve">: Sample sizes within each regime are small (8–48 meetings), so results should be interpreted with caution. During the Normalization period, the target shock is highly significant (p = 0.009) while the path shock is not, reflecting that rate changes were the primary information source. During the ZLB/FG period, neither shock is individually significant, though the path shock has a lower p-value (0.107 vs. 0.249), consistent with forward guidance being the primary channel when rates are at the zero lower bound.</w:t>
       </w:r>
     </w:p>
     <w:p>
@@ -9400,9 +9992,9 @@
         </w:pict>
       </w:r>
     </w:p>
-    <w:bookmarkEnd w:id="45"/>
     <w:bookmarkEnd w:id="46"/>
-    <w:bookmarkStart w:id="50" w:name="event-study-engine"/>
+    <w:bookmarkEnd w:id="47"/>
+    <w:bookmarkStart w:id="51" w:name="event-study-engine"/>
     <w:p>
       <w:pPr>
         <w:pStyle w:val="Heading2"/>
@@ -9411,7 +10003,7 @@
         <w:t xml:space="preserve">6. Event Study Engine</w:t>
       </w:r>
     </w:p>
-    <w:bookmarkStart w:id="47" w:name="market-model"/>
+    <w:bookmarkStart w:id="48" w:name="market-model"/>
     <w:p>
       <w:pPr>
         <w:pStyle w:val="Heading3"/>
@@ -10219,8 +10811,8 @@
         <w:t xml:space="preserve">(6 trading days).</w:t>
       </w:r>
     </w:p>
-    <w:bookmarkEnd w:id="47"/>
-    <w:bookmarkStart w:id="48" w:name="cross-sectional-aggregation"/>
+    <w:bookmarkEnd w:id="48"/>
+    <w:bookmarkStart w:id="49" w:name="cross-sectional-aggregation"/>
     <w:p>
       <w:pPr>
         <w:pStyle w:val="Heading3"/>
@@ -10407,8 +10999,8 @@
         <w:t xml:space="preserve">Aggregated across all assets for each FOMC date.</w:t>
       </w:r>
     </w:p>
-    <w:bookmarkEnd w:id="48"/>
-    <w:bookmarkStart w:id="49" w:name="asset-level-summary"/>
+    <w:bookmarkEnd w:id="49"/>
+    <w:bookmarkStart w:id="50" w:name="asset-level-summary"/>
     <w:p>
       <w:pPr>
         <w:pStyle w:val="Heading3"/>
@@ -10577,9 +11169,9 @@
         </w:pict>
       </w:r>
     </w:p>
-    <w:bookmarkEnd w:id="49"/>
     <w:bookmarkEnd w:id="50"/>
-    <w:bookmarkStart w:id="54" w:name="capital-flow-analysis"/>
+    <w:bookmarkEnd w:id="51"/>
+    <w:bookmarkStart w:id="55" w:name="capital-flow-analysis"/>
     <w:p>
       <w:pPr>
         <w:pStyle w:val="Heading2"/>
@@ -10588,7 +11180,7 @@
         <w:t xml:space="preserve">7. Capital Flow Analysis</w:t>
       </w:r>
     </w:p>
-    <w:bookmarkStart w:id="51" w:name="flow-estimation"/>
+    <w:bookmarkStart w:id="52" w:name="flow-estimation"/>
     <w:p>
       <w:pPr>
         <w:pStyle w:val="Heading3"/>
@@ -11015,8 +11607,8 @@
         <w:t xml:space="preserve">: 9 classes (US Large Cap, US Tech, US Small Cap, EM, Treasuries, Corporate Bonds, Commodities, FX, Crypto) mapped to individual series.</w:t>
       </w:r>
     </w:p>
-    <w:bookmarkEnd w:id="51"/>
-    <w:bookmarkStart w:id="52" w:name="risk-regime-detection"/>
+    <w:bookmarkEnd w:id="52"/>
+    <w:bookmarkStart w:id="53" w:name="risk-regime-detection"/>
     <w:p>
       <w:pPr>
         <w:pStyle w:val="Heading3"/>
@@ -11227,8 +11819,8 @@
         <w:t xml:space="preserve">occurs when the post-FOMC regime differs from the pre-FOMC regime.</w:t>
       </w:r>
     </w:p>
-    <w:bookmarkEnd w:id="52"/>
-    <w:bookmarkStart w:id="53" w:name="cross-asset-correlation-change"/>
+    <w:bookmarkEnd w:id="53"/>
+    <w:bookmarkStart w:id="54" w:name="cross-asset-correlation-change"/>
     <w:p>
       <w:pPr>
         <w:pStyle w:val="Heading3"/>
@@ -11536,9 +12128,9 @@
         </w:pict>
       </w:r>
     </w:p>
-    <w:bookmarkEnd w:id="53"/>
     <w:bookmarkEnd w:id="54"/>
-    <w:bookmarkStart w:id="58" w:name="dashboard-specific-modules"/>
+    <w:bookmarkEnd w:id="55"/>
+    <w:bookmarkStart w:id="59" w:name="dashboard-specific-modules"/>
     <w:p>
       <w:pPr>
         <w:pStyle w:val="Heading2"/>
@@ -11547,7 +12139,7 @@
         <w:t xml:space="preserve">8. Dashboard-Specific Modules</w:t>
       </w:r>
     </w:p>
-    <w:bookmarkStart w:id="55" w:name="fed-intelligence-nlp"/>
+    <w:bookmarkStart w:id="56" w:name="fed-intelligence-nlp"/>
     <w:p>
       <w:pPr>
         <w:pStyle w:val="Heading3"/>
@@ -11768,8 +12360,8 @@
         <w:t xml:space="preserve">: Set-difference of word tokens between two statements, filtered to words &gt; 4 characters</w:t>
       </w:r>
     </w:p>
-    <w:bookmarkEnd w:id="55"/>
-    <w:bookmarkStart w:id="56" w:name="two-shocks-dashboard-visualization"/>
+    <w:bookmarkEnd w:id="56"/>
+    <w:bookmarkStart w:id="57" w:name="two-shocks-dashboard-visualization"/>
     <w:p>
       <w:pPr>
         <w:pStyle w:val="Heading3"/>
@@ -12129,8 +12721,8 @@
         <w:t xml:space="preserve">and will be replaced by actual regression-based decomposition once WRDS data is available.</w:t>
       </w:r>
     </w:p>
-    <w:bookmarkEnd w:id="56"/>
-    <w:bookmarkStart w:id="57" w:name="portfolio-rebalancing-simulation"/>
+    <w:bookmarkEnd w:id="57"/>
+    <w:bookmarkStart w:id="58" w:name="portfolio-rebalancing-simulation"/>
     <w:p>
       <w:pPr>
         <w:pStyle w:val="Heading3"/>
@@ -12274,9 +12866,9 @@
         </w:pict>
       </w:r>
     </w:p>
-    <w:bookmarkEnd w:id="57"/>
     <w:bookmarkEnd w:id="58"/>
-    <w:bookmarkStart w:id="65" w:name="key-methodological-notes-limitations"/>
+    <w:bookmarkEnd w:id="59"/>
+    <w:bookmarkStart w:id="66" w:name="key-methodological-notes-limitations"/>
     <w:p>
       <w:pPr>
         <w:pStyle w:val="Heading2"/>
@@ -12285,7 +12877,7 @@
         <w:t xml:space="preserve">9. Key Methodological Notes &amp; Limitations</w:t>
       </w:r>
     </w:p>
-    <w:bookmarkStart w:id="59" w:name="surprise-measurement"/>
+    <w:bookmarkStart w:id="60" w:name="surprise-measurement"/>
     <w:p>
       <w:pPr>
         <w:pStyle w:val="Heading3"/>
@@ -12627,8 +13219,8 @@
         <w:t xml:space="preserve">: The switch from naive proxy to Acosta shocks increased H1 R² from 0.39% to 4.06%, a 10× improvement. The path factor is now significant at 5% (was not detectable with Δr).</w:t>
       </w:r>
     </w:p>
-    <w:bookmarkEnd w:id="59"/>
-    <w:bookmarkStart w:id="60" w:name="sentiment-measurement"/>
+    <w:bookmarkEnd w:id="60"/>
+    <w:bookmarkStart w:id="61" w:name="sentiment-measurement"/>
     <w:p>
       <w:pPr>
         <w:pStyle w:val="Heading3"/>
@@ -12753,8 +13345,8 @@
         <w:t xml:space="preserve">even when cutting rates. The combined = 0.5 × LM + 0.5 × CB dilutes the CB signal. Using CB-only sentiment should improve H1 R².</w:t>
       </w:r>
     </w:p>
-    <w:bookmarkEnd w:id="60"/>
-    <w:bookmarkStart w:id="61" w:name="standard-errors"/>
+    <w:bookmarkEnd w:id="61"/>
+    <w:bookmarkStart w:id="62" w:name="standard-errors"/>
     <w:p>
       <w:pPr>
         <w:pStyle w:val="Heading3"/>
@@ -12880,8 +13472,8 @@
         <w:t xml:space="preserve">: Report results for lag ∈ {1, 2, 4, 6}</w:t>
       </w:r>
     </w:p>
-    <w:bookmarkEnd w:id="61"/>
-    <w:bookmarkStart w:id="62" w:name="multiple-testing"/>
+    <w:bookmarkEnd w:id="62"/>
+    <w:bookmarkStart w:id="63" w:name="multiple-testing"/>
     <w:p>
       <w:pPr>
         <w:pStyle w:val="Heading3"/>
@@ -13069,8 +13661,8 @@
         <w:t xml:space="preserve">: Controls FDR at 10%</w:t>
       </w:r>
     </w:p>
-    <w:bookmarkEnd w:id="62"/>
-    <w:bookmarkStart w:id="63" w:name="endogeneity"/>
+    <w:bookmarkEnd w:id="63"/>
+    <w:bookmarkStart w:id="64" w:name="endogeneity"/>
     <w:p>
       <w:pPr>
         <w:pStyle w:val="Heading3"/>
@@ -13280,8 +13872,8 @@
         <w:t xml:space="preserve">(planned): Use the previous meeting’s sentiment as an instrument for current sentiment, exploiting the autocorrelation in communication style while assuming past sentiment doesn’t directly affect current returns.</w:t>
       </w:r>
     </w:p>
-    <w:bookmarkEnd w:id="63"/>
-    <w:bookmarkStart w:id="64" w:name="sample-size"/>
+    <w:bookmarkEnd w:id="64"/>
+    <w:bookmarkStart w:id="65" w:name="sample-size"/>
     <w:p>
       <w:pPr>
         <w:pStyle w:val="Heading3"/>
@@ -13356,9 +13948,9 @@
         </w:pict>
       </w:r>
     </w:p>
-    <w:bookmarkEnd w:id="64"/>
     <w:bookmarkEnd w:id="65"/>
-    <w:bookmarkStart w:id="69" w:name="reproducibility"/>
+    <w:bookmarkEnd w:id="66"/>
+    <w:bookmarkStart w:id="70" w:name="reproducibility"/>
     <w:p>
       <w:pPr>
         <w:pStyle w:val="Heading2"/>
@@ -13367,7 +13959,7 @@
         <w:t xml:space="preserve">10. Reproducibility</w:t>
       </w:r>
     </w:p>
-    <w:bookmarkStart w:id="66" w:name="data-versioning"/>
+    <w:bookmarkStart w:id="67" w:name="data-versioning"/>
     <w:p>
       <w:pPr>
         <w:pStyle w:val="Heading3"/>
@@ -13508,8 +14100,8 @@
         <w:t xml:space="preserve">)</w:t>
       </w:r>
     </w:p>
-    <w:bookmarkEnd w:id="66"/>
-    <w:bookmarkStart w:id="67" w:name="randomness"/>
+    <w:bookmarkEnd w:id="67"/>
+    <w:bookmarkStart w:id="68" w:name="randomness"/>
     <w:p>
       <w:pPr>
         <w:pStyle w:val="Heading3"/>
@@ -13576,8 +14168,8 @@
         <w:t xml:space="preserve">All other modules are deterministic given the same input data.</w:t>
       </w:r>
     </w:p>
-    <w:bookmarkEnd w:id="67"/>
-    <w:bookmarkStart w:id="68" w:name="dependencies"/>
+    <w:bookmarkEnd w:id="68"/>
+    <w:bookmarkStart w:id="69" w:name="dependencies"/>
     <w:p>
       <w:pPr>
         <w:pStyle w:val="Heading3"/>
@@ -13951,9 +14543,9 @@
         </w:pict>
       </w:r>
     </w:p>
-    <w:bookmarkEnd w:id="68"/>
     <w:bookmarkEnd w:id="69"/>
-    <w:bookmarkStart w:id="70" w:name="upgrade-roadmap"/>
+    <w:bookmarkEnd w:id="70"/>
+    <w:bookmarkStart w:id="71" w:name="upgrade-roadmap"/>
     <w:p>
       <w:pPr>
         <w:pStyle w:val="Heading2"/>
@@ -14707,8 +15299,8 @@
         <w:t xml:space="preserve">Contact: dechang64 (GitHub) / 冬生</w:t>
       </w:r>
     </w:p>
-    <w:bookmarkEnd w:id="70"/>
     <w:bookmarkEnd w:id="71"/>
+    <w:bookmarkEnd w:id="72"/>
     <w:sectPr/>
   </w:body>
 </w:document>

--- a/docs/Monetary_Policy_Lab_Computational_Details.docx
+++ b/docs/Monetary_Policy_Lab_Computational_Details.docx
@@ -4444,31 +4444,31 @@
               <w:jc w:val="center"/>
             </w:pPr>
             <w:r>
-              <w:t xml:space="preserve">0.40%</w:t>
-            </w:r>
-          </w:p>
-        </w:tc>
-        <w:tc>
-          <w:tcPr/>
-          <w:p>
-            <w:pPr>
-              <w:pStyle w:val="Compact"/>
-              <w:jc w:val="center"/>
-            </w:pPr>
-            <w:r>
-              <w:t xml:space="preserve">0.323</w:t>
-            </w:r>
-          </w:p>
-        </w:tc>
-        <w:tc>
-          <w:tcPr/>
-          <w:p>
-            <w:pPr>
-              <w:pStyle w:val="Compact"/>
-              <w:jc w:val="center"/>
-            </w:pPr>
-            <w:r>
-              <w:t xml:space="preserve">0.323</w:t>
+              <w:t xml:space="preserve">1.05%</w:t>
+            </w:r>
+          </w:p>
+        </w:tc>
+        <w:tc>
+          <w:tcPr/>
+          <w:p>
+            <w:pPr>
+              <w:pStyle w:val="Compact"/>
+              <w:jc w:val="center"/>
+            </w:pPr>
+            <w:r>
+              <w:t xml:space="preserve">0.726</w:t>
+            </w:r>
+          </w:p>
+        </w:tc>
+        <w:tc>
+          <w:tcPr/>
+          <w:p>
+            <w:pPr>
+              <w:pStyle w:val="Compact"/>
+              <w:jc w:val="center"/>
+            </w:pPr>
+            <w:r>
+              <w:t xml:space="preserve">0.726</w:t>
             </w:r>
           </w:p>
         </w:tc>
@@ -5447,7 +5447,7 @@
               <w:jc w:val="center"/>
             </w:pPr>
             <w:r>
-              <w:t xml:space="preserve">8.6%</w:t>
+              <w:t xml:space="preserve">9.1%</w:t>
             </w:r>
           </w:p>
         </w:tc>
@@ -5495,7 +5495,7 @@
               <w:jc w:val="center"/>
             </w:pPr>
             <w:r>
-              <w:t xml:space="preserve">0.434</w:t>
+              <w:t xml:space="preserve">0.443</w:t>
             </w:r>
           </w:p>
         </w:tc>
@@ -5569,7 +5569,7 @@
               <w:jc w:val="center"/>
             </w:pPr>
             <w:r>
-              <w:t xml:space="preserve">0.421</w:t>
+              <w:t xml:space="preserve">0.479</w:t>
             </w:r>
           </w:p>
         </w:tc>
@@ -5643,7 +5643,7 @@
               <w:jc w:val="center"/>
             </w:pPr>
             <w:r>
-              <w:t xml:space="preserve">0.426</w:t>
+              <w:t xml:space="preserve">0.424</w:t>
             </w:r>
           </w:p>
         </w:tc>
@@ -5669,7 +5669,7 @@
               <w:jc w:val="center"/>
             </w:pPr>
             <w:r>
-              <w:t xml:space="preserve">5.2%</w:t>
+              <w:t xml:space="preserve">7.0%</w:t>
             </w:r>
           </w:p>
         </w:tc>
@@ -5693,31 +5693,31 @@
               <w:jc w:val="center"/>
             </w:pPr>
             <w:r>
-              <w:t xml:space="preserve">0.016</w:t>
-            </w:r>
-          </w:p>
-        </w:tc>
-        <w:tc>
-          <w:tcPr/>
-          <w:p>
-            <w:pPr>
-              <w:pStyle w:val="Compact"/>
-              <w:jc w:val="center"/>
-            </w:pPr>
-            <w:r>
-              <w:t xml:space="preserve">0.021</w:t>
-            </w:r>
-          </w:p>
-        </w:tc>
-        <w:tc>
-          <w:tcPr/>
-          <w:p>
-            <w:pPr>
-              <w:pStyle w:val="Compact"/>
-              <w:jc w:val="center"/>
-            </w:pPr>
-            <w:r>
-              <w:t xml:space="preserve">0.935</w:t>
+              <w:t xml:space="preserve">0.014</w:t>
+            </w:r>
+          </w:p>
+        </w:tc>
+        <w:tc>
+          <w:tcPr/>
+          <w:p>
+            <w:pPr>
+              <w:pStyle w:val="Compact"/>
+              <w:jc w:val="center"/>
+            </w:pPr>
+            <w:r>
+              <w:t xml:space="preserve">−0.488</w:t>
+            </w:r>
+          </w:p>
+        </w:tc>
+        <w:tc>
+          <w:tcPr/>
+          <w:p>
+            <w:pPr>
+              <w:pStyle w:val="Compact"/>
+              <w:jc w:val="center"/>
+            </w:pPr>
+            <w:r>
+              <w:t xml:space="preserve">0.146</w:t>
             </w:r>
           </w:p>
         </w:tc>
@@ -6050,19 +6050,19 @@
               <w:jc w:val="center"/>
             </w:pPr>
             <w:r>
-              <w:t xml:space="preserve">−0.20</w:t>
-            </w:r>
-          </w:p>
-        </w:tc>
-        <w:tc>
-          <w:tcPr/>
-          <w:p>
-            <w:pPr>
-              <w:pStyle w:val="Compact"/>
-              <w:jc w:val="center"/>
-            </w:pPr>
-            <w:r>
-              <w:t xml:space="preserve">0.991</w:t>
+              <w:t xml:space="preserve">−48.81</w:t>
+            </w:r>
+          </w:p>
+        </w:tc>
+        <w:tc>
+          <w:tcPr/>
+          <w:p>
+            <w:pPr>
+              <w:pStyle w:val="Compact"/>
+              <w:jc w:val="center"/>
+            </w:pPr>
+            <w:r>
+              <w:t xml:space="preserve">0.602</w:t>
             </w:r>
           </w:p>
         </w:tc>
@@ -6088,24 +6088,36 @@
               <w:jc w:val="center"/>
             </w:pPr>
             <w:r>
-              <w:t xml:space="preserve">6.04</w:t>
-            </w:r>
-          </w:p>
-        </w:tc>
-        <w:tc>
-          <w:tcPr/>
-          <w:p>
-            <w:pPr>
-              <w:pStyle w:val="Compact"/>
-              <w:jc w:val="center"/>
-            </w:pPr>
-            <w:r>
-              <w:t xml:space="preserve">0.739</w:t>
+              <w:t xml:space="preserve">202.17</w:t>
+            </w:r>
+          </w:p>
+        </w:tc>
+        <w:tc>
+          <w:tcPr/>
+          <w:p>
+            <w:pPr>
+              <w:pStyle w:val="Compact"/>
+              <w:jc w:val="center"/>
+            </w:pPr>
+            <w:r>
+              <w:t xml:space="preserve">0.041*</w:t>
             </w:r>
           </w:p>
         </w:tc>
       </w:tr>
     </w:tbl>
+    <w:p>
+      <w:pPr>
+        <w:pStyle w:val="BodyText"/>
+      </w:pPr>
+      <w:r>
+        <w:rPr>
+          <w:i/>
+          <w:iCs/>
+        </w:rPr>
+        <w:t xml:space="preserve">NASDAQ coefficient is economically implausible (202 bp), likely outlier-driven.</w:t>
+      </w:r>
+    </w:p>
     <w:p>
       <w:pPr>
         <w:pStyle w:val="BodyText"/>
@@ -6118,294 +6130,9 @@
         <w:t xml:space="preserve">Result</w:t>
       </w:r>
       <w:r>
-        <w:t xml:space="preserve">: H4 is completely null. The language channel does NOT strengthen at the zero lower bound.</w:t>
-      </w:r>
-    </w:p>
-    <w:bookmarkEnd w:id="44"/>
-    <w:bookmarkStart w:id="45" w:name="dual-equation-test-v9-new"/>
-    <w:p>
-      <w:pPr>
-        <w:pStyle w:val="Heading3"/>
-      </w:pPr>
-      <w:r>
-        <w:t xml:space="preserve">5.5 Dual-Equation Test (v9, new)</w:t>
-      </w:r>
-    </w:p>
-    <w:p>
-      <w:pPr>
-        <w:pStyle w:val="FirstParagraph"/>
-      </w:pPr>
-      <w:r>
-        <w:t xml:space="preserve">Testing the risk premium channel explanation for H4 null:</w:t>
-      </w:r>
-    </w:p>
-    <w:tbl>
-      <w:tblPr>
-        <w:tblStyle w:val="Table"/>
-        <w:tblW w:type="auto" w:w="0"/>
-        <w:jc w:val="left"/>
-        <w:tblLook w:firstRow="1" w:lastRow="0" w:firstColumn="0" w:lastColumn="0" w:noHBand="0" w:noVBand="0" w:val="0020"/>
-      </w:tblPr>
-      <w:tblGrid>
-        <w:gridCol w:w="1980"/>
-        <w:gridCol w:w="1980"/>
-        <w:gridCol w:w="1980"/>
-        <w:gridCol w:w="1980"/>
-      </w:tblGrid>
-      <w:tr>
-        <w:trPr>
-          <w:tblHeader w:val="on"/>
-        </w:trPr>
-        <w:tc>
-          <w:tcPr/>
-          <w:p>
-            <w:pPr>
-              <w:pStyle w:val="Compact"/>
-              <w:jc w:val="left"/>
-            </w:pPr>
-            <w:r>
-              <w:t xml:space="preserve">Dependent Variable</w:t>
-            </w:r>
-          </w:p>
-        </w:tc>
-        <w:tc>
-          <w:tcPr/>
-          <w:p>
-            <w:pPr>
-              <w:pStyle w:val="Compact"/>
-              <w:jc w:val="center"/>
-            </w:pPr>
-            <w:r>
-              <w:t xml:space="preserve">R²</w:t>
-            </w:r>
-          </w:p>
-        </w:tc>
-        <w:tc>
-          <w:tcPr/>
-          <w:p>
-            <w:pPr>
-              <w:pStyle w:val="Compact"/>
-              <w:jc w:val="center"/>
-            </w:pPr>
-            <w:r>
-              <w:t xml:space="preserve">Target p</w:t>
-            </w:r>
-          </w:p>
-        </w:tc>
-        <w:tc>
-          <w:tcPr/>
-          <w:p>
-            <w:pPr>
-              <w:pStyle w:val="Compact"/>
-              <w:jc w:val="center"/>
-            </w:pPr>
-            <w:r>
-              <w:t xml:space="preserve">Path p</w:t>
-            </w:r>
-          </w:p>
-        </w:tc>
-      </w:tr>
-      <w:tr>
-        <w:tc>
-          <w:tcPr/>
-          <w:p>
-            <w:pPr>
-              <w:pStyle w:val="Compact"/>
-              <w:jc w:val="left"/>
-            </w:pPr>
-            <w:r>
-              <w:t xml:space="preserve">10Y Treasury chg</w:t>
-            </w:r>
-          </w:p>
-        </w:tc>
-        <w:tc>
-          <w:tcPr/>
-          <w:p>
-            <w:pPr>
-              <w:pStyle w:val="Compact"/>
-              <w:jc w:val="center"/>
-            </w:pPr>
-            <w:r>
-              <w:t xml:space="preserve">0.72%</w:t>
-            </w:r>
-          </w:p>
-        </w:tc>
-        <w:tc>
-          <w:tcPr/>
-          <w:p>
-            <w:pPr>
-              <w:pStyle w:val="Compact"/>
-              <w:jc w:val="center"/>
-            </w:pPr>
-            <w:r>
-              <w:t xml:space="preserve">0.403</w:t>
-            </w:r>
-          </w:p>
-        </w:tc>
-        <w:tc>
-          <w:tcPr/>
-          <w:p>
-            <w:pPr>
-              <w:pStyle w:val="Compact"/>
-              <w:jc w:val="center"/>
-            </w:pPr>
-            <w:r>
-              <w:t xml:space="preserve">0.890</w:t>
-            </w:r>
-          </w:p>
-        </w:tc>
-      </w:tr>
-      <w:tr>
-        <w:tc>
-          <w:tcPr/>
-          <w:p>
-            <w:pPr>
-              <w:pStyle w:val="Compact"/>
-              <w:jc w:val="left"/>
-            </w:pPr>
-            <w:r>
-              <w:t xml:space="preserve">13W T-bill chg</w:t>
-            </w:r>
-          </w:p>
-        </w:tc>
-        <w:tc>
-          <w:tcPr/>
-          <w:p>
-            <w:pPr>
-              <w:pStyle w:val="Compact"/>
-              <w:jc w:val="center"/>
-            </w:pPr>
-            <w:r>
-              <w:t xml:space="preserve">0.66%</w:t>
-            </w:r>
-          </w:p>
-        </w:tc>
-        <w:tc>
-          <w:tcPr/>
-          <w:p>
-            <w:pPr>
-              <w:pStyle w:val="Compact"/>
-              <w:jc w:val="center"/>
-            </w:pPr>
-            <w:r>
-              <w:t xml:space="preserve">0.491</w:t>
-            </w:r>
-          </w:p>
-        </w:tc>
-        <w:tc>
-          <w:tcPr/>
-          <w:p>
-            <w:pPr>
-              <w:pStyle w:val="Compact"/>
-              <w:jc w:val="center"/>
-            </w:pPr>
-            <w:r>
-              <w:t xml:space="preserve">0.737</w:t>
-            </w:r>
-          </w:p>
-        </w:tc>
-      </w:tr>
-      <w:tr>
-        <w:tc>
-          <w:tcPr/>
-          <w:p>
-            <w:pPr>
-              <w:pStyle w:val="Compact"/>
-              <w:jc w:val="left"/>
-            </w:pPr>
-            <w:r>
-              <w:t xml:space="preserve">VIX change</w:t>
-            </w:r>
-          </w:p>
-        </w:tc>
-        <w:tc>
-          <w:tcPr/>
-          <w:p>
-            <w:pPr>
-              <w:pStyle w:val="Compact"/>
-              <w:jc w:val="center"/>
-            </w:pPr>
-            <w:r>
-              <w:t xml:space="preserve">0.24%</w:t>
-            </w:r>
-          </w:p>
-        </w:tc>
-        <w:tc>
-          <w:tcPr/>
-          <w:p>
-            <w:pPr>
-              <w:pStyle w:val="Compact"/>
-              <w:jc w:val="center"/>
-            </w:pPr>
-            <w:r>
-              <w:t xml:space="preserve">0.970</w:t>
-            </w:r>
-          </w:p>
-        </w:tc>
-        <w:tc>
-          <w:tcPr/>
-          <w:p>
-            <w:pPr>
-              <w:pStyle w:val="Compact"/>
-              <w:jc w:val="center"/>
-            </w:pPr>
-            <w:r>
-              <w:t xml:space="preserve">0.401</w:t>
-            </w:r>
-          </w:p>
-        </w:tc>
-      </w:tr>
-      <w:tr>
-        <w:tc>
-          <w:tcPr/>
-          <w:p>
-            <w:pPr>
-              <w:pStyle w:val="Compact"/>
-              <w:jc w:val="left"/>
-            </w:pPr>
-            <w:r>
-              <w:t xml:space="preserve">Term spread chg</w:t>
-            </w:r>
-          </w:p>
-        </w:tc>
-        <w:tc>
-          <w:tcPr/>
-          <w:p>
-            <w:pPr>
-              <w:pStyle w:val="Compact"/>
-              <w:jc w:val="center"/>
-            </w:pPr>
-            <w:r>
-              <w:t xml:space="preserve">1.39%</w:t>
-            </w:r>
-          </w:p>
-        </w:tc>
-        <w:tc>
-          <w:tcPr/>
-          <w:p>
-            <w:pPr>
-              <w:pStyle w:val="Compact"/>
-              <w:jc w:val="center"/>
-            </w:pPr>
-            <w:r>
-              <w:t xml:space="preserve">0.667</w:t>
-            </w:r>
-          </w:p>
-        </w:tc>
-        <w:tc>
-          <w:tcPr/>
-          <w:p>
-            <w:pPr>
-              <w:pStyle w:val="Compact"/>
-              <w:jc w:val="center"/>
-            </w:pPr>
-            <w:r>
-              <w:t xml:space="preserve">0.341</w:t>
-            </w:r>
-          </w:p>
-        </w:tc>
-      </w:tr>
-    </w:tbl>
+        <w:t xml:space="preserve">: H4 is not robustly significant. CRSP VW shows no effect. NASDAQ is marginally significant but implausible.</w:t>
+      </w:r>
+    </w:p>
     <w:p>
       <w:pPr>
         <w:pStyle w:val="BodyText"/>
@@ -6415,176 +6142,10 @@
           <w:b/>
           <w:bCs/>
         </w:rPr>
-        <w:t xml:space="preserve">Result</w:t>
-      </w:r>
-      <w:r>
-        <w:t xml:space="preserve">: Risk premium channel not detectable at daily frequency. Consistent with Chen et al. (2025) finding that the channel operates at 30-minute frequency.</w:t>
-      </w:r>
-    </w:p>
-    <w:bookmarkEnd w:id="45"/>
-    <w:bookmarkStart w:id="46" w:name="statement-novelty-weighting-v9-new"/>
-    <w:p>
-      <w:pPr>
-        <w:pStyle w:val="Heading3"/>
-      </w:pPr>
-      <w:r>
-        <w:t xml:space="preserve">5.6 Statement Novelty Weighting (v9, new)</w:t>
-      </w:r>
-    </w:p>
-    <w:tbl>
-      <w:tblPr>
-        <w:tblStyle w:val="Table"/>
-        <w:tblW w:type="auto" w:w="0"/>
-        <w:jc w:val="left"/>
-        <w:tblLook w:firstRow="1" w:lastRow="0" w:firstColumn="0" w:lastColumn="0" w:noHBand="0" w:noVBand="0" w:val="0020"/>
-      </w:tblPr>
-      <w:tblGrid>
-        <w:gridCol w:w="2640"/>
-        <w:gridCol w:w="2640"/>
-        <w:gridCol w:w="2640"/>
-      </w:tblGrid>
-      <w:tr>
-        <w:trPr>
-          <w:tblHeader w:val="on"/>
-        </w:trPr>
-        <w:tc>
-          <w:tcPr/>
-          <w:p>
-            <w:pPr>
-              <w:pStyle w:val="Compact"/>
-              <w:jc w:val="left"/>
-            </w:pPr>
-            <w:r>
-              <w:t xml:space="preserve">Method</w:t>
-            </w:r>
-          </w:p>
-        </w:tc>
-        <w:tc>
-          <w:tcPr/>
-          <w:p>
-            <w:pPr>
-              <w:pStyle w:val="Compact"/>
-              <w:jc w:val="center"/>
-            </w:pPr>
-            <w:r>
-              <w:t xml:space="preserve">H1 R²</w:t>
-            </w:r>
-          </w:p>
-        </w:tc>
-        <w:tc>
-          <w:tcPr/>
-          <w:p>
-            <w:pPr>
-              <w:pStyle w:val="Compact"/>
-              <w:jc w:val="center"/>
-            </w:pPr>
-            <w:r>
-              <w:t xml:space="preserve">Improvement</w:t>
-            </w:r>
-          </w:p>
-        </w:tc>
-      </w:tr>
-      <w:tr>
-        <w:tc>
-          <w:tcPr/>
-          <w:p>
-            <w:pPr>
-              <w:pStyle w:val="Compact"/>
-              <w:jc w:val="left"/>
-            </w:pPr>
-            <w:r>
-              <w:t xml:space="preserve">Unweighted OLS</w:t>
-            </w:r>
-          </w:p>
-        </w:tc>
-        <w:tc>
-          <w:tcPr/>
-          <w:p>
-            <w:pPr>
-              <w:pStyle w:val="Compact"/>
-              <w:jc w:val="center"/>
-            </w:pPr>
-            <w:r>
-              <w:t xml:space="preserve">3.98%</w:t>
-            </w:r>
-          </w:p>
-        </w:tc>
-        <w:tc>
-          <w:tcPr/>
-          <w:p>
-            <w:pPr>
-              <w:pStyle w:val="Compact"/>
-              <w:jc w:val="center"/>
-            </w:pPr>
-            <w:r>
-              <w:t xml:space="preserve">baseline</w:t>
-            </w:r>
-          </w:p>
-        </w:tc>
-      </w:tr>
-      <w:tr>
-        <w:tc>
-          <w:tcPr/>
-          <w:p>
-            <w:pPr>
-              <w:pStyle w:val="Compact"/>
-              <w:jc w:val="left"/>
-            </w:pPr>
-            <w:r>
-              <w:t xml:space="preserve">Novelty-weighted WLS</w:t>
-            </w:r>
-          </w:p>
-        </w:tc>
-        <w:tc>
-          <w:tcPr/>
-          <w:p>
-            <w:pPr>
-              <w:pStyle w:val="Compact"/>
-              <w:jc w:val="center"/>
-            </w:pPr>
-            <w:r>
-              <w:t xml:space="preserve">5.75%</w:t>
-            </w:r>
-          </w:p>
-        </w:tc>
-        <w:tc>
-          <w:tcPr/>
-          <w:p>
-            <w:pPr>
-              <w:pStyle w:val="Compact"/>
-              <w:jc w:val="center"/>
-            </w:pPr>
-            <w:r>
-              <w:t xml:space="preserve">+45%</w:t>
-            </w:r>
-          </w:p>
-        </w:tc>
-      </w:tr>
-    </w:tbl>
-    <w:p>
-      <w:pPr>
-        <w:pStyle w:val="BodyText"/>
-      </w:pPr>
-      <w:r>
-        <w:t xml:space="preserve">Novelty measured as cosine distance between TF-IDF vectors of consecutive statements.</w:t>
-      </w:r>
-    </w:p>
-    <w:p>
-      <w:r>
-        <w:pict>
-          <v:rect style="width:0;height:1.5pt" o:hralign="center" o:hrstd="t" o:hr="t"/>
-        </w:pict>
-      </w:r>
-    </w:p>
-    <w:bookmarkEnd w:id="46"/>
-    <w:bookmarkEnd w:id="47"/>
-    <w:bookmarkStart w:id="48" w:name="robustness-checks"/>
-    <w:p>
-      <w:pPr>
-        <w:pStyle w:val="Heading2"/>
-      </w:pPr>
-      <w:r>
-        <w:t xml:space="preserve">6. Robustness Checks</w:t>
+        <w:t xml:space="preserve">Key regime finding</w:t>
+      </w:r>
+      <w:r>
+        <w:t xml:space="preserve">: When split by decision type, the rate cut regime shows path shock highly significant (p &lt; 0.001, R² = 43.1%) — the strongest result in the paper. The full-sample null masks this regime-dependent effect.</w:t>
       </w:r>
     </w:p>
     <w:tbl>
@@ -6613,6 +6174,746 @@
               <w:jc w:val="left"/>
             </w:pPr>
             <w:r>
+              <w:t xml:space="preserve">Regime</w:t>
+            </w:r>
+          </w:p>
+        </w:tc>
+        <w:tc>
+          <w:tcPr/>
+          <w:p>
+            <w:pPr>
+              <w:pStyle w:val="Compact"/>
+              <w:jc w:val="center"/>
+            </w:pPr>
+            <w:r>
+              <w:t xml:space="preserve">N</w:t>
+            </w:r>
+          </w:p>
+        </w:tc>
+        <w:tc>
+          <w:tcPr/>
+          <w:p>
+            <w:pPr>
+              <w:pStyle w:val="Compact"/>
+              <w:jc w:val="center"/>
+            </w:pPr>
+            <w:r>
+              <w:t xml:space="preserve">R²</w:t>
+            </w:r>
+          </w:p>
+        </w:tc>
+        <w:tc>
+          <w:tcPr/>
+          <w:p>
+            <w:pPr>
+              <w:pStyle w:val="Compact"/>
+              <w:jc w:val="center"/>
+            </w:pPr>
+            <w:r>
+              <w:t xml:space="preserve">Target p</w:t>
+            </w:r>
+          </w:p>
+        </w:tc>
+        <w:tc>
+          <w:tcPr/>
+          <w:p>
+            <w:pPr>
+              <w:pStyle w:val="Compact"/>
+              <w:jc w:val="center"/>
+            </w:pPr>
+            <w:r>
+              <w:t xml:space="preserve">Path p</w:t>
+            </w:r>
+          </w:p>
+        </w:tc>
+      </w:tr>
+      <w:tr>
+        <w:tc>
+          <w:tcPr/>
+          <w:p>
+            <w:pPr>
+              <w:pStyle w:val="Compact"/>
+              <w:jc w:val="left"/>
+            </w:pPr>
+            <w:r>
+              <w:t xml:space="preserve">Rate hike</w:t>
+            </w:r>
+          </w:p>
+        </w:tc>
+        <w:tc>
+          <w:tcPr/>
+          <w:p>
+            <w:pPr>
+              <w:pStyle w:val="Compact"/>
+              <w:jc w:val="center"/>
+            </w:pPr>
+            <w:r>
+              <w:t xml:space="preserve">17</w:t>
+            </w:r>
+          </w:p>
+        </w:tc>
+        <w:tc>
+          <w:tcPr/>
+          <w:p>
+            <w:pPr>
+              <w:pStyle w:val="Compact"/>
+              <w:jc w:val="center"/>
+            </w:pPr>
+            <w:r>
+              <w:t xml:space="preserve">10.2%</w:t>
+            </w:r>
+          </w:p>
+        </w:tc>
+        <w:tc>
+          <w:tcPr/>
+          <w:p>
+            <w:pPr>
+              <w:pStyle w:val="Compact"/>
+              <w:jc w:val="center"/>
+            </w:pPr>
+            <w:r>
+              <w:t xml:space="preserve">0.013</w:t>
+            </w:r>
+          </w:p>
+        </w:tc>
+        <w:tc>
+          <w:tcPr/>
+          <w:p>
+            <w:pPr>
+              <w:pStyle w:val="Compact"/>
+              <w:jc w:val="center"/>
+            </w:pPr>
+            <w:r>
+              <w:t xml:space="preserve">0.298</w:t>
+            </w:r>
+          </w:p>
+        </w:tc>
+      </w:tr>
+      <w:tr>
+        <w:tc>
+          <w:tcPr/>
+          <w:p>
+            <w:pPr>
+              <w:pStyle w:val="Compact"/>
+              <w:jc w:val="left"/>
+            </w:pPr>
+            <w:r>
+              <w:t xml:space="preserve">Rate cut</w:t>
+            </w:r>
+          </w:p>
+        </w:tc>
+        <w:tc>
+          <w:tcPr/>
+          <w:p>
+            <w:pPr>
+              <w:pStyle w:val="Compact"/>
+              <w:jc w:val="center"/>
+            </w:pPr>
+            <w:r>
+              <w:t xml:space="preserve">11</w:t>
+            </w:r>
+          </w:p>
+        </w:tc>
+        <w:tc>
+          <w:tcPr/>
+          <w:p>
+            <w:pPr>
+              <w:pStyle w:val="Compact"/>
+              <w:jc w:val="center"/>
+            </w:pPr>
+            <w:r>
+              <w:t xml:space="preserve">43.1%</w:t>
+            </w:r>
+          </w:p>
+        </w:tc>
+        <w:tc>
+          <w:tcPr/>
+          <w:p>
+            <w:pPr>
+              <w:pStyle w:val="Compact"/>
+              <w:jc w:val="center"/>
+            </w:pPr>
+            <w:r>
+              <w:t xml:space="preserve">0.089</w:t>
+            </w:r>
+          </w:p>
+        </w:tc>
+        <w:tc>
+          <w:tcPr/>
+          <w:p>
+            <w:pPr>
+              <w:pStyle w:val="Compact"/>
+              <w:jc w:val="center"/>
+            </w:pPr>
+            <w:r>
+              <w:t xml:space="preserve">&lt;0.001</w:t>
+            </w:r>
+          </w:p>
+        </w:tc>
+      </w:tr>
+      <w:tr>
+        <w:tc>
+          <w:tcPr/>
+          <w:p>
+            <w:pPr>
+              <w:pStyle w:val="Compact"/>
+              <w:jc w:val="left"/>
+            </w:pPr>
+            <w:r>
+              <w:t xml:space="preserve">Unchanged</w:t>
+            </w:r>
+          </w:p>
+        </w:tc>
+        <w:tc>
+          <w:tcPr/>
+          <w:p>
+            <w:pPr>
+              <w:pStyle w:val="Compact"/>
+              <w:jc w:val="center"/>
+            </w:pPr>
+            <w:r>
+              <w:t xml:space="preserve">89</w:t>
+            </w:r>
+          </w:p>
+        </w:tc>
+        <w:tc>
+          <w:tcPr/>
+          <w:p>
+            <w:pPr>
+              <w:pStyle w:val="Compact"/>
+              <w:jc w:val="center"/>
+            </w:pPr>
+            <w:r>
+              <w:t xml:space="preserve">2.0%</w:t>
+            </w:r>
+          </w:p>
+        </w:tc>
+        <w:tc>
+          <w:tcPr/>
+          <w:p>
+            <w:pPr>
+              <w:pStyle w:val="Compact"/>
+              <w:jc w:val="center"/>
+            </w:pPr>
+            <w:r>
+              <w:t xml:space="preserve">0.616</w:t>
+            </w:r>
+          </w:p>
+        </w:tc>
+        <w:tc>
+          <w:tcPr/>
+          <w:p>
+            <w:pPr>
+              <w:pStyle w:val="Compact"/>
+              <w:jc w:val="center"/>
+            </w:pPr>
+            <w:r>
+              <w:t xml:space="preserve">0.079</w:t>
+            </w:r>
+          </w:p>
+        </w:tc>
+      </w:tr>
+    </w:tbl>
+    <w:bookmarkEnd w:id="44"/>
+    <w:bookmarkStart w:id="45" w:name="dual-equation-test-v9-new"/>
+    <w:p>
+      <w:pPr>
+        <w:pStyle w:val="Heading3"/>
+      </w:pPr>
+      <w:r>
+        <w:t xml:space="preserve">5.5 Dual-Equation Test (v9, new)</w:t>
+      </w:r>
+    </w:p>
+    <w:p>
+      <w:pPr>
+        <w:pStyle w:val="FirstParagraph"/>
+      </w:pPr>
+      <w:r>
+        <w:t xml:space="preserve">Testing the risk premium channel explanation for H4 null:</w:t>
+      </w:r>
+    </w:p>
+    <w:tbl>
+      <w:tblPr>
+        <w:tblStyle w:val="Table"/>
+        <w:tblW w:type="auto" w:w="0"/>
+        <w:jc w:val="left"/>
+        <w:tblLook w:firstRow="1" w:lastRow="0" w:firstColumn="0" w:lastColumn="0" w:noHBand="0" w:noVBand="0" w:val="0020"/>
+      </w:tblPr>
+      <w:tblGrid>
+        <w:gridCol w:w="1980"/>
+        <w:gridCol w:w="1980"/>
+        <w:gridCol w:w="1980"/>
+        <w:gridCol w:w="1980"/>
+      </w:tblGrid>
+      <w:tr>
+        <w:trPr>
+          <w:tblHeader w:val="on"/>
+        </w:trPr>
+        <w:tc>
+          <w:tcPr/>
+          <w:p>
+            <w:pPr>
+              <w:pStyle w:val="Compact"/>
+              <w:jc w:val="left"/>
+            </w:pPr>
+            <w:r>
+              <w:t xml:space="preserve">Dependent Variable</w:t>
+            </w:r>
+          </w:p>
+        </w:tc>
+        <w:tc>
+          <w:tcPr/>
+          <w:p>
+            <w:pPr>
+              <w:pStyle w:val="Compact"/>
+              <w:jc w:val="center"/>
+            </w:pPr>
+            <w:r>
+              <w:t xml:space="preserve">R²</w:t>
+            </w:r>
+          </w:p>
+        </w:tc>
+        <w:tc>
+          <w:tcPr/>
+          <w:p>
+            <w:pPr>
+              <w:pStyle w:val="Compact"/>
+              <w:jc w:val="center"/>
+            </w:pPr>
+            <w:r>
+              <w:t xml:space="preserve">Target p</w:t>
+            </w:r>
+          </w:p>
+        </w:tc>
+        <w:tc>
+          <w:tcPr/>
+          <w:p>
+            <w:pPr>
+              <w:pStyle w:val="Compact"/>
+              <w:jc w:val="center"/>
+            </w:pPr>
+            <w:r>
+              <w:t xml:space="preserve">Path p</w:t>
+            </w:r>
+          </w:p>
+        </w:tc>
+      </w:tr>
+      <w:tr>
+        <w:tc>
+          <w:tcPr/>
+          <w:p>
+            <w:pPr>
+              <w:pStyle w:val="Compact"/>
+              <w:jc w:val="left"/>
+            </w:pPr>
+            <w:r>
+              <w:t xml:space="preserve">10Y Treasury chg</w:t>
+            </w:r>
+          </w:p>
+        </w:tc>
+        <w:tc>
+          <w:tcPr/>
+          <w:p>
+            <w:pPr>
+              <w:pStyle w:val="Compact"/>
+              <w:jc w:val="center"/>
+            </w:pPr>
+            <w:r>
+              <w:t xml:space="preserve">0.72%</w:t>
+            </w:r>
+          </w:p>
+        </w:tc>
+        <w:tc>
+          <w:tcPr/>
+          <w:p>
+            <w:pPr>
+              <w:pStyle w:val="Compact"/>
+              <w:jc w:val="center"/>
+            </w:pPr>
+            <w:r>
+              <w:t xml:space="preserve">0.403</w:t>
+            </w:r>
+          </w:p>
+        </w:tc>
+        <w:tc>
+          <w:tcPr/>
+          <w:p>
+            <w:pPr>
+              <w:pStyle w:val="Compact"/>
+              <w:jc w:val="center"/>
+            </w:pPr>
+            <w:r>
+              <w:t xml:space="preserve">0.890</w:t>
+            </w:r>
+          </w:p>
+        </w:tc>
+      </w:tr>
+      <w:tr>
+        <w:tc>
+          <w:tcPr/>
+          <w:p>
+            <w:pPr>
+              <w:pStyle w:val="Compact"/>
+              <w:jc w:val="left"/>
+            </w:pPr>
+            <w:r>
+              <w:t xml:space="preserve">13W T-bill chg</w:t>
+            </w:r>
+          </w:p>
+        </w:tc>
+        <w:tc>
+          <w:tcPr/>
+          <w:p>
+            <w:pPr>
+              <w:pStyle w:val="Compact"/>
+              <w:jc w:val="center"/>
+            </w:pPr>
+            <w:r>
+              <w:t xml:space="preserve">0.66%</w:t>
+            </w:r>
+          </w:p>
+        </w:tc>
+        <w:tc>
+          <w:tcPr/>
+          <w:p>
+            <w:pPr>
+              <w:pStyle w:val="Compact"/>
+              <w:jc w:val="center"/>
+            </w:pPr>
+            <w:r>
+              <w:t xml:space="preserve">0.491</w:t>
+            </w:r>
+          </w:p>
+        </w:tc>
+        <w:tc>
+          <w:tcPr/>
+          <w:p>
+            <w:pPr>
+              <w:pStyle w:val="Compact"/>
+              <w:jc w:val="center"/>
+            </w:pPr>
+            <w:r>
+              <w:t xml:space="preserve">0.737</w:t>
+            </w:r>
+          </w:p>
+        </w:tc>
+      </w:tr>
+      <w:tr>
+        <w:tc>
+          <w:tcPr/>
+          <w:p>
+            <w:pPr>
+              <w:pStyle w:val="Compact"/>
+              <w:jc w:val="left"/>
+            </w:pPr>
+            <w:r>
+              <w:t xml:space="preserve">VIX change</w:t>
+            </w:r>
+          </w:p>
+        </w:tc>
+        <w:tc>
+          <w:tcPr/>
+          <w:p>
+            <w:pPr>
+              <w:pStyle w:val="Compact"/>
+              <w:jc w:val="center"/>
+            </w:pPr>
+            <w:r>
+              <w:t xml:space="preserve">0.24%</w:t>
+            </w:r>
+          </w:p>
+        </w:tc>
+        <w:tc>
+          <w:tcPr/>
+          <w:p>
+            <w:pPr>
+              <w:pStyle w:val="Compact"/>
+              <w:jc w:val="center"/>
+            </w:pPr>
+            <w:r>
+              <w:t xml:space="preserve">0.970</w:t>
+            </w:r>
+          </w:p>
+        </w:tc>
+        <w:tc>
+          <w:tcPr/>
+          <w:p>
+            <w:pPr>
+              <w:pStyle w:val="Compact"/>
+              <w:jc w:val="center"/>
+            </w:pPr>
+            <w:r>
+              <w:t xml:space="preserve">0.401</w:t>
+            </w:r>
+          </w:p>
+        </w:tc>
+      </w:tr>
+      <w:tr>
+        <w:tc>
+          <w:tcPr/>
+          <w:p>
+            <w:pPr>
+              <w:pStyle w:val="Compact"/>
+              <w:jc w:val="left"/>
+            </w:pPr>
+            <w:r>
+              <w:t xml:space="preserve">Term spread chg</w:t>
+            </w:r>
+          </w:p>
+        </w:tc>
+        <w:tc>
+          <w:tcPr/>
+          <w:p>
+            <w:pPr>
+              <w:pStyle w:val="Compact"/>
+              <w:jc w:val="center"/>
+            </w:pPr>
+            <w:r>
+              <w:t xml:space="preserve">1.39%</w:t>
+            </w:r>
+          </w:p>
+        </w:tc>
+        <w:tc>
+          <w:tcPr/>
+          <w:p>
+            <w:pPr>
+              <w:pStyle w:val="Compact"/>
+              <w:jc w:val="center"/>
+            </w:pPr>
+            <w:r>
+              <w:t xml:space="preserve">0.667</w:t>
+            </w:r>
+          </w:p>
+        </w:tc>
+        <w:tc>
+          <w:tcPr/>
+          <w:p>
+            <w:pPr>
+              <w:pStyle w:val="Compact"/>
+              <w:jc w:val="center"/>
+            </w:pPr>
+            <w:r>
+              <w:t xml:space="preserve">0.341</w:t>
+            </w:r>
+          </w:p>
+        </w:tc>
+      </w:tr>
+    </w:tbl>
+    <w:p>
+      <w:pPr>
+        <w:pStyle w:val="BodyText"/>
+      </w:pPr>
+      <w:r>
+        <w:rPr>
+          <w:b/>
+          <w:bCs/>
+        </w:rPr>
+        <w:t xml:space="preserve">Result</w:t>
+      </w:r>
+      <w:r>
+        <w:t xml:space="preserve">: Risk premium channel not detectable at daily frequency. Consistent with Chen et al. (2025) finding that the channel operates at 30-minute frequency.</w:t>
+      </w:r>
+    </w:p>
+    <w:bookmarkEnd w:id="45"/>
+    <w:bookmarkStart w:id="46" w:name="statement-novelty-weighting-v9-new"/>
+    <w:p>
+      <w:pPr>
+        <w:pStyle w:val="Heading3"/>
+      </w:pPr>
+      <w:r>
+        <w:t xml:space="preserve">5.6 Statement Novelty Weighting (v9, new)</w:t>
+      </w:r>
+    </w:p>
+    <w:p>
+      <w:pPr>
+        <w:pStyle w:val="FirstParagraph"/>
+      </w:pPr>
+      <w:r>
+        <w:t xml:space="preserve">Novelty measured as Jaccard distance between consecutive statement word sets (not cosine distance on embeddings).</w:t>
+      </w:r>
+    </w:p>
+    <w:tbl>
+      <w:tblPr>
+        <w:tblStyle w:val="Table"/>
+        <w:tblW w:type="auto" w:w="0"/>
+        <w:jc w:val="left"/>
+        <w:tblLook w:firstRow="1" w:lastRow="0" w:firstColumn="0" w:lastColumn="0" w:noHBand="0" w:noVBand="0" w:val="0020"/>
+      </w:tblPr>
+      <w:tblGrid>
+        <w:gridCol w:w="2640"/>
+        <w:gridCol w:w="2640"/>
+        <w:gridCol w:w="2640"/>
+      </w:tblGrid>
+      <w:tr>
+        <w:trPr>
+          <w:tblHeader w:val="on"/>
+        </w:trPr>
+        <w:tc>
+          <w:tcPr/>
+          <w:p>
+            <w:pPr>
+              <w:pStyle w:val="Compact"/>
+              <w:jc w:val="left"/>
+            </w:pPr>
+            <w:r>
+              <w:t xml:space="preserve">Method</w:t>
+            </w:r>
+          </w:p>
+        </w:tc>
+        <w:tc>
+          <w:tcPr/>
+          <w:p>
+            <w:pPr>
+              <w:pStyle w:val="Compact"/>
+              <w:jc w:val="center"/>
+            </w:pPr>
+            <w:r>
+              <w:t xml:space="preserve">H1 R²</w:t>
+            </w:r>
+          </w:p>
+        </w:tc>
+        <w:tc>
+          <w:tcPr/>
+          <w:p>
+            <w:pPr>
+              <w:pStyle w:val="Compact"/>
+              <w:jc w:val="center"/>
+            </w:pPr>
+            <w:r>
+              <w:t xml:space="preserve">Improvement</w:t>
+            </w:r>
+          </w:p>
+        </w:tc>
+      </w:tr>
+      <w:tr>
+        <w:tc>
+          <w:tcPr/>
+          <w:p>
+            <w:pPr>
+              <w:pStyle w:val="Compact"/>
+              <w:jc w:val="left"/>
+            </w:pPr>
+            <w:r>
+              <w:t xml:space="preserve">Unweighted OLS</w:t>
+            </w:r>
+          </w:p>
+        </w:tc>
+        <w:tc>
+          <w:tcPr/>
+          <w:p>
+            <w:pPr>
+              <w:pStyle w:val="Compact"/>
+              <w:jc w:val="center"/>
+            </w:pPr>
+            <w:r>
+              <w:t xml:space="preserve">3.98%</w:t>
+            </w:r>
+          </w:p>
+        </w:tc>
+        <w:tc>
+          <w:tcPr/>
+          <w:p>
+            <w:pPr>
+              <w:pStyle w:val="Compact"/>
+              <w:jc w:val="center"/>
+            </w:pPr>
+            <w:r>
+              <w:t xml:space="preserve">baseline</w:t>
+            </w:r>
+          </w:p>
+        </w:tc>
+      </w:tr>
+      <w:tr>
+        <w:tc>
+          <w:tcPr/>
+          <w:p>
+            <w:pPr>
+              <w:pStyle w:val="Compact"/>
+              <w:jc w:val="left"/>
+            </w:pPr>
+            <w:r>
+              <w:t xml:space="preserve">Novelty-weighted WLS</w:t>
+            </w:r>
+          </w:p>
+        </w:tc>
+        <w:tc>
+          <w:tcPr/>
+          <w:p>
+            <w:pPr>
+              <w:pStyle w:val="Compact"/>
+              <w:jc w:val="center"/>
+            </w:pPr>
+            <w:r>
+              <w:t xml:space="preserve">5.75%</w:t>
+            </w:r>
+          </w:p>
+        </w:tc>
+        <w:tc>
+          <w:tcPr/>
+          <w:p>
+            <w:pPr>
+              <w:pStyle w:val="Compact"/>
+              <w:jc w:val="center"/>
+            </w:pPr>
+            <w:r>
+              <w:t xml:space="preserve">+45%</w:t>
+            </w:r>
+          </w:p>
+        </w:tc>
+      </w:tr>
+    </w:tbl>
+    <w:p>
+      <w:pPr>
+        <w:pStyle w:val="BodyText"/>
+      </w:pPr>
+      <w:r>
+        <w:t xml:space="preserve">Novelty measured as cosine distance between TF-IDF vectors of consecutive statements.</w:t>
+      </w:r>
+    </w:p>
+    <w:p>
+      <w:r>
+        <w:pict>
+          <v:rect style="width:0;height:1.5pt" o:hralign="center" o:hrstd="t" o:hr="t"/>
+        </w:pict>
+      </w:r>
+    </w:p>
+    <w:bookmarkEnd w:id="46"/>
+    <w:bookmarkEnd w:id="47"/>
+    <w:bookmarkStart w:id="48" w:name="robustness-checks"/>
+    <w:p>
+      <w:pPr>
+        <w:pStyle w:val="Heading2"/>
+      </w:pPr>
+      <w:r>
+        <w:t xml:space="preserve">6. Robustness Checks</w:t>
+      </w:r>
+    </w:p>
+    <w:tbl>
+      <w:tblPr>
+        <w:tblStyle w:val="Table"/>
+        <w:tblW w:type="auto" w:w="0"/>
+        <w:jc w:val="left"/>
+        <w:tblLook w:firstRow="1" w:lastRow="0" w:firstColumn="0" w:lastColumn="0" w:noHBand="0" w:noVBand="0" w:val="0020"/>
+      </w:tblPr>
+      <w:tblGrid>
+        <w:gridCol w:w="1584"/>
+        <w:gridCol w:w="1584"/>
+        <w:gridCol w:w="1584"/>
+        <w:gridCol w:w="1584"/>
+        <w:gridCol w:w="1584"/>
+      </w:tblGrid>
+      <w:tr>
+        <w:trPr>
+          <w:tblHeader w:val="on"/>
+        </w:trPr>
+        <w:tc>
+          <w:tcPr/>
+          <w:p>
+            <w:pPr>
+              <w:pStyle w:val="Compact"/>
+              <w:jc w:val="left"/>
+            </w:pPr>
+            <w:r>
               <w:t xml:space="preserve">Check</w:t>
             </w:r>
           </w:p>
@@ -6935,31 +7236,31 @@
               <w:jc w:val="center"/>
             </w:pPr>
             <w:r>
-              <w:t xml:space="preserve">0.40%</w:t>
-            </w:r>
-          </w:p>
-        </w:tc>
-        <w:tc>
-          <w:tcPr/>
-          <w:p>
-            <w:pPr>
-              <w:pStyle w:val="Compact"/>
-              <w:jc w:val="center"/>
-            </w:pPr>
-            <w:r>
-              <w:t xml:space="preserve">0.323</w:t>
-            </w:r>
-          </w:p>
-        </w:tc>
-        <w:tc>
-          <w:tcPr/>
-          <w:p>
-            <w:pPr>
-              <w:pStyle w:val="Compact"/>
-              <w:jc w:val="center"/>
-            </w:pPr>
-            <w:r>
-              <w:t xml:space="preserve">0.323</w:t>
+              <w:t xml:space="preserve">1.05%</w:t>
+            </w:r>
+          </w:p>
+        </w:tc>
+        <w:tc>
+          <w:tcPr/>
+          <w:p>
+            <w:pPr>
+              <w:pStyle w:val="Compact"/>
+              <w:jc w:val="center"/>
+            </w:pPr>
+            <w:r>
+              <w:t xml:space="preserve">0.726</w:t>
+            </w:r>
+          </w:p>
+        </w:tc>
+        <w:tc>
+          <w:tcPr/>
+          <w:p>
+            <w:pPr>
+              <w:pStyle w:val="Compact"/>
+              <w:jc w:val="center"/>
+            </w:pPr>
+            <w:r>
+              <w:t xml:space="preserve">0.726</w:t>
             </w:r>
           </w:p>
         </w:tc>
@@ -6997,31 +7298,31 @@
               <w:jc w:val="center"/>
             </w:pPr>
             <w:r>
-              <w:t xml:space="preserve">1.49%</w:t>
-            </w:r>
-          </w:p>
-        </w:tc>
-        <w:tc>
-          <w:tcPr/>
-          <w:p>
-            <w:pPr>
-              <w:pStyle w:val="Compact"/>
-              <w:jc w:val="center"/>
-            </w:pPr>
-            <w:r>
-              <w:t xml:space="preserve">0.089</w:t>
-            </w:r>
-          </w:p>
-        </w:tc>
-        <w:tc>
-          <w:tcPr/>
-          <w:p>
-            <w:pPr>
-              <w:pStyle w:val="Compact"/>
-              <w:jc w:val="center"/>
-            </w:pPr>
-            <w:r>
-              <w:t xml:space="preserve">0.211</w:t>
+              <w:t xml:space="preserve">2.14%</w:t>
+            </w:r>
+          </w:p>
+        </w:tc>
+        <w:tc>
+          <w:tcPr/>
+          <w:p>
+            <w:pPr>
+              <w:pStyle w:val="Compact"/>
+              <w:jc w:val="center"/>
+            </w:pPr>
+            <w:r>
+              <w:t xml:space="preserve">0.004</w:t>
+            </w:r>
+          </w:p>
+        </w:tc>
+        <w:tc>
+          <w:tcPr/>
+          <w:p>
+            <w:pPr>
+              <w:pStyle w:val="Compact"/>
+              <w:jc w:val="center"/>
+            </w:pPr>
+            <w:r>
+              <w:t xml:space="preserve">0.152</w:t>
             </w:r>
           </w:p>
         </w:tc>
